--- a/Docs/Proyecto 1 Documentación (3).docx
+++ b/Docs/Proyecto 1 Documentación (3).docx
@@ -25,12 +25,12 @@
             <wp:extent cx="3633788" cy="1909028"/>
             <wp:effectExtent b="0" l="0" r="0" t="0"/>
             <wp:wrapSquare wrapText="bothSides" distB="114300" distT="114300" distL="114300" distR="114300"/>
-            <wp:docPr id="4" name="image2.png"/>
+            <wp:docPr id="2" name="image1.png"/>
             <a:graphic>
               <a:graphicData uri="http://schemas.openxmlformats.org/drawingml/2006/picture">
                 <pic:pic>
                   <pic:nvPicPr>
-                    <pic:cNvPr id="0" name="image2.png"/>
+                    <pic:cNvPr id="0" name="image1.png"/>
                     <pic:cNvPicPr preferRelativeResize="0"/>
                   </pic:nvPicPr>
                   <pic:blipFill>
@@ -634,7 +634,7 @@
         <w:widowControl w:val="0"/>
         <w:numPr>
           <w:ilvl w:val="0"/>
-          <w:numId w:val="3"/>
+          <w:numId w:val="4"/>
         </w:numPr>
         <w:pBdr>
           <w:top w:space="0" w:sz="0" w:val="nil"/>
@@ -668,7 +668,7 @@
       <w:pPr>
         <w:numPr>
           <w:ilvl w:val="0"/>
-          <w:numId w:val="3"/>
+          <w:numId w:val="4"/>
         </w:numPr>
         <w:spacing w:after="0" w:afterAutospacing="0" w:before="0" w:beforeAutospacing="0" w:lineRule="auto"/>
         <w:ind w:left="720" w:hanging="360"/>
@@ -690,7 +690,7 @@
       <w:pPr>
         <w:numPr>
           <w:ilvl w:val="0"/>
-          <w:numId w:val="3"/>
+          <w:numId w:val="4"/>
         </w:numPr>
         <w:spacing w:after="240" w:before="0" w:beforeAutospacing="0" w:lineRule="auto"/>
         <w:ind w:left="720" w:hanging="360"/>
@@ -801,12 +801,12 @@
             <wp:extent cx="6586538" cy="4577949"/>
             <wp:effectExtent b="0" l="0" r="0" t="0"/>
             <wp:wrapSquare wrapText="bothSides" distB="114300" distT="114300" distL="114300" distR="114300"/>
-            <wp:docPr id="6" name="image5.png"/>
+            <wp:docPr id="14" name="image14.png"/>
             <a:graphic>
               <a:graphicData uri="http://schemas.openxmlformats.org/drawingml/2006/picture">
                 <pic:pic>
                   <pic:nvPicPr>
-                    <pic:cNvPr id="0" name="image5.png"/>
+                    <pic:cNvPr id="0" name="image14.png"/>
                     <pic:cNvPicPr preferRelativeResize="0"/>
                   </pic:nvPicPr>
                   <pic:blipFill>
@@ -921,7 +921,7 @@
       <w:pPr>
         <w:numPr>
           <w:ilvl w:val="0"/>
-          <w:numId w:val="2"/>
+          <w:numId w:val="3"/>
         </w:numPr>
         <w:ind w:left="720" w:hanging="360"/>
       </w:pPr>
@@ -941,6 +941,319 @@
         <w:rPr>
           <w:rtl w:val="0"/>
         </w:rPr>
+      </w:r>
+    </w:p>
+    <w:p>
+      <w:pPr>
+        <w:numPr>
+          <w:ilvl w:val="0"/>
+          <w:numId w:val="3"/>
+        </w:numPr>
+        <w:ind w:left="720" w:hanging="360"/>
+      </w:pPr>
+      <w:r>
+        <w:rPr>
+          <w:rtl w:val="0"/>
+        </w:rPr>
+        <w:t xml:space="preserve">TELEFONOS_USUARIOS (id_usuario [FK/PK], telefono [PK]) </w:t>
+      </w:r>
+    </w:p>
+    <w:p>
+      <w:pPr>
+        <w:ind w:left="720" w:firstLine="0"/>
+        <w:rPr/>
+      </w:pPr>
+      <w:r>
+        <w:rPr>
+          <w:rFonts w:ascii="Arial Unicode MS" w:cs="Arial Unicode MS" w:eastAsia="Arial Unicode MS" w:hAnsi="Arial Unicode MS"/>
+          <w:rtl w:val="0"/>
+        </w:rPr>
+        <w:t xml:space="preserve">(FK: id_usuario → USUARIOS)</w:t>
+      </w:r>
+    </w:p>
+    <w:p>
+      <w:pPr>
+        <w:ind w:left="720" w:firstLine="0"/>
+        <w:rPr/>
+      </w:pPr>
+      <w:r>
+        <w:rPr>
+          <w:rtl w:val="0"/>
+        </w:rPr>
+      </w:r>
+    </w:p>
+    <w:p>
+      <w:pPr>
+        <w:numPr>
+          <w:ilvl w:val="0"/>
+          <w:numId w:val="3"/>
+        </w:numPr>
+        <w:ind w:left="720" w:hanging="360"/>
+      </w:pPr>
+      <w:r>
+        <w:rPr>
+          <w:rtl w:val="0"/>
+        </w:rPr>
+        <w:t xml:space="preserve">EMAILS_USUARIOS (id_usuario[FK/PK], email[PK]) </w:t>
+      </w:r>
+    </w:p>
+    <w:p>
+      <w:pPr>
+        <w:ind w:left="720" w:firstLine="0"/>
+        <w:rPr/>
+      </w:pPr>
+      <w:r>
+        <w:rPr>
+          <w:rFonts w:ascii="Arial Unicode MS" w:cs="Arial Unicode MS" w:eastAsia="Arial Unicode MS" w:hAnsi="Arial Unicode MS"/>
+          <w:rtl w:val="0"/>
+        </w:rPr>
+        <w:t xml:space="preserve">(FK: id_usuario → USUARIOS)</w:t>
+      </w:r>
+    </w:p>
+    <w:p>
+      <w:pPr>
+        <w:ind w:left="720" w:firstLine="0"/>
+        <w:rPr/>
+      </w:pPr>
+      <w:r>
+        <w:rPr>
+          <w:rtl w:val="0"/>
+        </w:rPr>
+      </w:r>
+    </w:p>
+    <w:p>
+      <w:pPr>
+        <w:numPr>
+          <w:ilvl w:val="0"/>
+          <w:numId w:val="3"/>
+        </w:numPr>
+        <w:ind w:left="720" w:hanging="360"/>
+      </w:pPr>
+      <w:r>
+        <w:rPr>
+          <w:rtl w:val="0"/>
+        </w:rPr>
+        <w:t xml:space="preserve">CATEGORIA (id_categoria [PK], nombre, id_categoria_padre[FK]) </w:t>
+      </w:r>
+    </w:p>
+    <w:p>
+      <w:pPr>
+        <w:ind w:left="720" w:firstLine="0"/>
+        <w:rPr/>
+      </w:pPr>
+      <w:r>
+        <w:rPr>
+          <w:rFonts w:ascii="Arial Unicode MS" w:cs="Arial Unicode MS" w:eastAsia="Arial Unicode MS" w:hAnsi="Arial Unicode MS"/>
+          <w:rtl w:val="0"/>
+        </w:rPr>
+        <w:t xml:space="preserve">(FK: id_categoria_padre → id_categoria)</w:t>
+      </w:r>
+    </w:p>
+    <w:p>
+      <w:pPr>
+        <w:ind w:left="720" w:firstLine="0"/>
+        <w:rPr/>
+      </w:pPr>
+      <w:r>
+        <w:rPr>
+          <w:rtl w:val="0"/>
+        </w:rPr>
+      </w:r>
+    </w:p>
+    <w:p>
+      <w:pPr>
+        <w:numPr>
+          <w:ilvl w:val="0"/>
+          <w:numId w:val="3"/>
+        </w:numPr>
+        <w:ind w:left="720" w:hanging="360"/>
+      </w:pPr>
+      <w:r>
+        <w:rPr>
+          <w:rtl w:val="0"/>
+        </w:rPr>
+        <w:t xml:space="preserve">EVENTOS (id_evento[PK], titulo, descripcion, fecha_inicio, fecha_fin, id_usuario_propietario[FK], id_categoria[FK], </w:t>
+      </w:r>
+      <w:r>
+        <w:rPr>
+          <w:b w:val="1"/>
+          <w:bCs w:val="1"/>
+          <w:rtl w:val="0"/>
+        </w:rPr>
+        <w:t xml:space="preserve">id_ubicacion[FK]</w:t>
+      </w:r>
+      <w:r>
+        <w:rPr>
+          <w:rtl w:val="0"/>
+        </w:rPr>
+        <w:t xml:space="preserve">)</w:t>
+      </w:r>
+    </w:p>
+    <w:p>
+      <w:pPr>
+        <w:ind w:left="720" w:firstLine="0"/>
+        <w:rPr/>
+      </w:pPr>
+      <w:r>
+        <w:rPr>
+          <w:rFonts w:ascii="Arial Unicode MS" w:cs="Arial Unicode MS" w:eastAsia="Arial Unicode MS" w:hAnsi="Arial Unicode MS"/>
+          <w:rtl w:val="0"/>
+        </w:rPr>
+        <w:t xml:space="preserve">(FK: id_categoria → CATEGORIA) (FK: id_ubicacion → UBICACION) </w:t>
+      </w:r>
+    </w:p>
+    <w:p>
+      <w:pPr>
+        <w:ind w:left="720" w:firstLine="0"/>
+        <w:rPr/>
+      </w:pPr>
+      <w:r>
+        <w:rPr>
+          <w:rFonts w:ascii="Arial Unicode MS" w:cs="Arial Unicode MS" w:eastAsia="Arial Unicode MS" w:hAnsi="Arial Unicode MS"/>
+          <w:rtl w:val="0"/>
+        </w:rPr>
+        <w:t xml:space="preserve">(FK: id_usuario_propietario → USUARIOS)</w:t>
+      </w:r>
+    </w:p>
+    <w:p>
+      <w:pPr>
+        <w:ind w:left="0" w:firstLine="0"/>
+        <w:rPr/>
+      </w:pPr>
+      <w:r>
+        <w:rPr>
+          <w:rtl w:val="0"/>
+        </w:rPr>
+      </w:r>
+    </w:p>
+    <w:p>
+      <w:pPr>
+        <w:numPr>
+          <w:ilvl w:val="0"/>
+          <w:numId w:val="8"/>
+        </w:numPr>
+        <w:ind w:left="720" w:hanging="360"/>
+        <w:rPr>
+          <w:u w:val="none"/>
+        </w:rPr>
+      </w:pPr>
+      <w:r>
+        <w:rPr>
+          <w:rtl w:val="0"/>
+        </w:rPr>
+        <w:t xml:space="preserve">PARTICIPACION (id_invitado[FK/PK], id_evento[FK/PK], rol, estado_confirmacion) </w:t>
+      </w:r>
+    </w:p>
+    <w:p>
+      <w:pPr>
+        <w:ind w:left="720" w:firstLine="0"/>
+        <w:rPr/>
+      </w:pPr>
+      <w:r>
+        <w:rPr>
+          <w:rFonts w:ascii="Arial Unicode MS" w:cs="Arial Unicode MS" w:eastAsia="Arial Unicode MS" w:hAnsi="Arial Unicode MS"/>
+          <w:rtl w:val="0"/>
+        </w:rPr>
+        <w:t xml:space="preserve">(FK: id_invitado → USUARIOS) (FK: id_evento → EVENTOS)</w:t>
+      </w:r>
+    </w:p>
+    <w:p>
+      <w:pPr>
+        <w:ind w:left="0" w:firstLine="0"/>
+        <w:rPr/>
+      </w:pPr>
+      <w:r>
+        <w:rPr>
+          <w:rtl w:val="0"/>
+        </w:rPr>
+      </w:r>
+    </w:p>
+    <w:p>
+      <w:pPr>
+        <w:numPr>
+          <w:ilvl w:val="0"/>
+          <w:numId w:val="3"/>
+        </w:numPr>
+        <w:ind w:left="720" w:hanging="360"/>
+        <w:rPr>
+          <w:u w:val="none"/>
+        </w:rPr>
+      </w:pPr>
+      <w:r>
+        <w:rPr>
+          <w:rtl w:val="0"/>
+        </w:rPr>
+        <w:t xml:space="preserve">BITACORA_ACCESOS (id_log[PK], fecha_acceso, id_usuario [FK]) </w:t>
+      </w:r>
+    </w:p>
+    <w:p>
+      <w:pPr>
+        <w:ind w:left="720" w:firstLine="0"/>
+        <w:rPr/>
+      </w:pPr>
+      <w:r>
+        <w:rPr>
+          <w:rFonts w:ascii="Arial Unicode MS" w:cs="Arial Unicode MS" w:eastAsia="Arial Unicode MS" w:hAnsi="Arial Unicode MS"/>
+          <w:rtl w:val="0"/>
+        </w:rPr>
+        <w:t xml:space="preserve">(FK: id_usuario → USUARIOS)</w:t>
+      </w:r>
+    </w:p>
+    <w:p>
+      <w:pPr>
+        <w:ind w:left="720" w:firstLine="0"/>
+        <w:rPr/>
+      </w:pPr>
+      <w:r>
+        <w:rPr>
+          <w:rtl w:val="0"/>
+        </w:rPr>
+      </w:r>
+    </w:p>
+    <w:p>
+      <w:pPr>
+        <w:numPr>
+          <w:ilvl w:val="0"/>
+          <w:numId w:val="3"/>
+        </w:numPr>
+        <w:ind w:left="720" w:hanging="360"/>
+        <w:rPr/>
+      </w:pPr>
+      <w:r>
+        <w:rPr>
+          <w:b w:val="1"/>
+          <w:bCs w:val="1"/>
+          <w:rtl w:val="0"/>
+        </w:rPr>
+        <w:t xml:space="preserve">UBICACIONES (id_ubicacion[PK], nombre, ciudad, capacidad, direccion)</w:t>
+      </w:r>
+      <w:r>
+        <w:rPr>
+          <w:rtl w:val="0"/>
+        </w:rPr>
+      </w:r>
+    </w:p>
+    <w:p>
+      <w:pPr>
+        <w:ind w:left="720" w:firstLine="0"/>
+        <w:rPr/>
+      </w:pPr>
+      <w:r>
+        <w:rPr>
+          <w:rtl w:val="0"/>
+        </w:rPr>
+      </w:r>
+    </w:p>
+    <w:p>
+      <w:pPr>
+        <w:ind w:left="0" w:firstLine="0"/>
+        <w:rPr/>
+      </w:pPr>
+      <w:r>
+        <w:rPr>
+          <w:rtl w:val="0"/>
+        </w:rPr>
+        <w:t xml:space="preserve">*Notas: </w:t>
       </w:r>
     </w:p>
     <w:p>
@@ -950,36 +1263,16 @@
           <w:numId w:val="2"/>
         </w:numPr>
         <w:ind w:left="720" w:hanging="360"/>
-      </w:pPr>
-      <w:r>
-        <w:rPr>
-          <w:rtl w:val="0"/>
-        </w:rPr>
-        <w:t xml:space="preserve">TELEFONOS_USUARIOS (id_usuario [FK/PK], telefono [PK]) </w:t>
-      </w:r>
-    </w:p>
-    <w:p>
-      <w:pPr>
-        <w:ind w:left="720" w:firstLine="0"/>
-        <w:rPr/>
+        <w:rPr>
+          <w:u w:val="none"/>
+        </w:rPr>
       </w:pPr>
       <w:r>
         <w:rPr>
           <w:rFonts w:ascii="Arial Unicode MS" w:cs="Arial Unicode MS" w:eastAsia="Arial Unicode MS" w:hAnsi="Arial Unicode MS"/>
           <w:rtl w:val="0"/>
         </w:rPr>
-        <w:t xml:space="preserve">(FK: id_usuario → USUARIOS)</w:t>
-      </w:r>
-    </w:p>
-    <w:p>
-      <w:pPr>
-        <w:ind w:left="720" w:firstLine="0"/>
-        <w:rPr/>
-      </w:pPr>
-      <w:r>
-        <w:rPr>
-          <w:rtl w:val="0"/>
-        </w:rPr>
+        <w:t xml:space="preserve">Se utilizó la nomenclatura (FK: *llave foranea → *tabla) en todo el modelo lógico para garantizar el entendimiento de a qué tabla conecta las llaves foráneas. </w:t>
       </w:r>
     </w:p>
     <w:p>
@@ -989,339 +1282,51 @@
           <w:numId w:val="2"/>
         </w:numPr>
         <w:ind w:left="720" w:hanging="360"/>
-      </w:pPr>
-      <w:r>
-        <w:rPr>
-          <w:rtl w:val="0"/>
-        </w:rPr>
-        <w:t xml:space="preserve">EMAILS_USUARIOS (id_usuario[FK/PK], email[PK]) </w:t>
-      </w:r>
-    </w:p>
-    <w:p>
-      <w:pPr>
-        <w:ind w:left="720" w:firstLine="0"/>
-        <w:rPr/>
-      </w:pPr>
-      <w:r>
-        <w:rPr>
-          <w:rFonts w:ascii="Arial Unicode MS" w:cs="Arial Unicode MS" w:eastAsia="Arial Unicode MS" w:hAnsi="Arial Unicode MS"/>
-          <w:rtl w:val="0"/>
-        </w:rPr>
-        <w:t xml:space="preserve">(FK: id_usuario → USUARIOS)</w:t>
-      </w:r>
-    </w:p>
-    <w:p>
-      <w:pPr>
-        <w:ind w:left="720" w:firstLine="0"/>
-        <w:rPr/>
-      </w:pPr>
-      <w:r>
-        <w:rPr>
-          <w:rtl w:val="0"/>
-        </w:rPr>
-      </w:r>
-    </w:p>
-    <w:p>
-      <w:pPr>
-        <w:numPr>
-          <w:ilvl w:val="0"/>
-          <w:numId w:val="2"/>
-        </w:numPr>
-        <w:ind w:left="720" w:hanging="360"/>
-      </w:pPr>
-      <w:r>
-        <w:rPr>
-          <w:rtl w:val="0"/>
-        </w:rPr>
-        <w:t xml:space="preserve">CATEGORIA (id_categoria [PK], nombre, id_categoria_padre[FK]) </w:t>
-      </w:r>
-    </w:p>
-    <w:p>
-      <w:pPr>
-        <w:ind w:left="720" w:firstLine="0"/>
-        <w:rPr/>
-      </w:pPr>
-      <w:r>
-        <w:rPr>
-          <w:rFonts w:ascii="Arial Unicode MS" w:cs="Arial Unicode MS" w:eastAsia="Arial Unicode MS" w:hAnsi="Arial Unicode MS"/>
-          <w:rtl w:val="0"/>
-        </w:rPr>
-        <w:t xml:space="preserve">(FK: id_categoria_padre → id_categoria)</w:t>
-      </w:r>
-    </w:p>
-    <w:p>
-      <w:pPr>
-        <w:ind w:left="720" w:firstLine="0"/>
-        <w:rPr/>
-      </w:pPr>
-      <w:r>
-        <w:rPr>
-          <w:rtl w:val="0"/>
-        </w:rPr>
-      </w:r>
-    </w:p>
-    <w:p>
-      <w:pPr>
-        <w:numPr>
-          <w:ilvl w:val="0"/>
-          <w:numId w:val="2"/>
-        </w:numPr>
-        <w:ind w:left="720" w:hanging="360"/>
-      </w:pPr>
-      <w:r>
-        <w:rPr>
-          <w:rtl w:val="0"/>
-        </w:rPr>
-        <w:t xml:space="preserve">EVENTOS (id_evento[PK], titulo, descripcion, fecha_inicio, fecha_fin, id_usuario_propietario[FK], id_categoria[FK], </w:t>
-      </w:r>
-      <w:r>
+        <w:rPr>
+          <w:u w:val="none"/>
+        </w:rPr>
+      </w:pPr>
+      <w:r>
+        <w:rPr>
+          <w:rtl w:val="0"/>
+        </w:rPr>
+        <w:t xml:space="preserve">Se hicieron ciertas correcciones respecto al modelo lógico base para el entendimiento del estudiante.</w:t>
+      </w:r>
+    </w:p>
+    <w:p>
+      <w:pPr>
+        <w:rPr/>
+      </w:pPr>
+      <w:r>
+        <w:rPr>
+          <w:rtl w:val="0"/>
+        </w:rPr>
+      </w:r>
+    </w:p>
+    <w:p>
+      <w:pPr>
+        <w:rPr/>
+      </w:pPr>
+      <w:r>
+        <w:br w:type="page"/>
+      </w:r>
+      <w:r>
+        <w:rPr>
+          <w:rtl w:val="0"/>
+        </w:rPr>
+      </w:r>
+    </w:p>
+    <w:p>
+      <w:pPr>
         <w:rPr>
           <w:b w:val="1"/>
           <w:bCs w:val="1"/>
-          <w:rtl w:val="0"/>
-        </w:rPr>
-        <w:t xml:space="preserve">id_ubicacion[FK]</w:t>
-      </w:r>
-      <w:r>
-        <w:rPr>
-          <w:rtl w:val="0"/>
-        </w:rPr>
-        <w:t xml:space="preserve">)</w:t>
-      </w:r>
-    </w:p>
-    <w:p>
-      <w:pPr>
-        <w:ind w:left="720" w:firstLine="0"/>
-        <w:rPr/>
-      </w:pPr>
-      <w:r>
-        <w:rPr>
-          <w:rFonts w:ascii="Arial Unicode MS" w:cs="Arial Unicode MS" w:eastAsia="Arial Unicode MS" w:hAnsi="Arial Unicode MS"/>
-          <w:rtl w:val="0"/>
-        </w:rPr>
-        <w:t xml:space="preserve">(FK: id_categoria → CATEGORIA) (FK: id_ubicacion → UBICACION) </w:t>
-      </w:r>
-    </w:p>
-    <w:p>
-      <w:pPr>
-        <w:ind w:left="720" w:firstLine="0"/>
-        <w:rPr/>
-      </w:pPr>
-      <w:r>
-        <w:rPr>
-          <w:rFonts w:ascii="Arial Unicode MS" w:cs="Arial Unicode MS" w:eastAsia="Arial Unicode MS" w:hAnsi="Arial Unicode MS"/>
-          <w:rtl w:val="0"/>
-        </w:rPr>
-        <w:t xml:space="preserve">(FK: id_usuario_propietario → USUARIOS)</w:t>
-      </w:r>
-    </w:p>
-    <w:p>
-      <w:pPr>
-        <w:ind w:left="0" w:firstLine="0"/>
-        <w:rPr/>
-      </w:pPr>
-      <w:r>
-        <w:rPr>
-          <w:rtl w:val="0"/>
-        </w:rPr>
-      </w:r>
-    </w:p>
-    <w:p>
-      <w:pPr>
-        <w:numPr>
-          <w:ilvl w:val="0"/>
-          <w:numId w:val="6"/>
-        </w:numPr>
-        <w:ind w:left="720" w:hanging="360"/>
-        <w:rPr>
-          <w:u w:val="none"/>
-        </w:rPr>
-      </w:pPr>
-      <w:r>
-        <w:rPr>
-          <w:rtl w:val="0"/>
-        </w:rPr>
-        <w:t xml:space="preserve">PARTICIPACION (id_invitado[FK/PK], id_evento[FK/PK], rol, estado_confirmacion) </w:t>
-      </w:r>
-    </w:p>
-    <w:p>
-      <w:pPr>
-        <w:ind w:left="720" w:firstLine="0"/>
-        <w:rPr/>
-      </w:pPr>
-      <w:r>
-        <w:rPr>
-          <w:rFonts w:ascii="Arial Unicode MS" w:cs="Arial Unicode MS" w:eastAsia="Arial Unicode MS" w:hAnsi="Arial Unicode MS"/>
-          <w:rtl w:val="0"/>
-        </w:rPr>
-        <w:t xml:space="preserve">(FK: id_invitado → USUARIOS) (FK: id_evento → EVENTOS)</w:t>
-      </w:r>
-    </w:p>
-    <w:p>
-      <w:pPr>
-        <w:ind w:left="0" w:firstLine="0"/>
-        <w:rPr/>
-      </w:pPr>
-      <w:r>
-        <w:rPr>
-          <w:rtl w:val="0"/>
-        </w:rPr>
-      </w:r>
-    </w:p>
-    <w:p>
-      <w:pPr>
-        <w:numPr>
-          <w:ilvl w:val="0"/>
-          <w:numId w:val="2"/>
-        </w:numPr>
-        <w:ind w:left="720" w:hanging="360"/>
-        <w:rPr>
-          <w:u w:val="none"/>
-        </w:rPr>
-      </w:pPr>
-      <w:r>
-        <w:rPr>
-          <w:rtl w:val="0"/>
-        </w:rPr>
-        <w:t xml:space="preserve">BITACORA_ACCESOS (id_log[PK], fecha_acceso, id_usuario [FK]) </w:t>
-      </w:r>
-    </w:p>
-    <w:p>
-      <w:pPr>
-        <w:ind w:left="720" w:firstLine="0"/>
-        <w:rPr/>
-      </w:pPr>
-      <w:r>
-        <w:rPr>
-          <w:rFonts w:ascii="Arial Unicode MS" w:cs="Arial Unicode MS" w:eastAsia="Arial Unicode MS" w:hAnsi="Arial Unicode MS"/>
-          <w:rtl w:val="0"/>
-        </w:rPr>
-        <w:t xml:space="preserve">(FK: id_usuario → USUARIOS)</w:t>
-      </w:r>
-    </w:p>
-    <w:p>
-      <w:pPr>
-        <w:ind w:left="720" w:firstLine="0"/>
-        <w:rPr/>
-      </w:pPr>
-      <w:r>
-        <w:rPr>
-          <w:rtl w:val="0"/>
-        </w:rPr>
-      </w:r>
-    </w:p>
-    <w:p>
-      <w:pPr>
-        <w:numPr>
-          <w:ilvl w:val="0"/>
-          <w:numId w:val="2"/>
-        </w:numPr>
-        <w:ind w:left="720" w:hanging="360"/>
-        <w:rPr/>
+        </w:rPr>
       </w:pPr>
       <w:r>
         <w:rPr>
           <w:b w:val="1"/>
           <w:bCs w:val="1"/>
-          <w:rtl w:val="0"/>
-        </w:rPr>
-        <w:t xml:space="preserve">UBICACIONES (id_ubicacion[PK], nombre, ciudad, capacidad, direccion)</w:t>
-      </w:r>
-      <w:r>
-        <w:rPr>
-          <w:rtl w:val="0"/>
-        </w:rPr>
-      </w:r>
-    </w:p>
-    <w:p>
-      <w:pPr>
-        <w:ind w:left="720" w:firstLine="0"/>
-        <w:rPr/>
-      </w:pPr>
-      <w:r>
-        <w:rPr>
-          <w:rtl w:val="0"/>
-        </w:rPr>
-      </w:r>
-    </w:p>
-    <w:p>
-      <w:pPr>
-        <w:ind w:left="0" w:firstLine="0"/>
-        <w:rPr/>
-      </w:pPr>
-      <w:r>
-        <w:rPr>
-          <w:rtl w:val="0"/>
-        </w:rPr>
-        <w:t xml:space="preserve">*Notas: </w:t>
-      </w:r>
-    </w:p>
-    <w:p>
-      <w:pPr>
-        <w:numPr>
-          <w:ilvl w:val="0"/>
-          <w:numId w:val="1"/>
-        </w:numPr>
-        <w:ind w:left="720" w:hanging="360"/>
-        <w:rPr>
-          <w:u w:val="none"/>
-        </w:rPr>
-      </w:pPr>
-      <w:r>
-        <w:rPr>
-          <w:rFonts w:ascii="Arial Unicode MS" w:cs="Arial Unicode MS" w:eastAsia="Arial Unicode MS" w:hAnsi="Arial Unicode MS"/>
-          <w:rtl w:val="0"/>
-        </w:rPr>
-        <w:t xml:space="preserve">Se utilizó la nomenclatura (FK: *llave foranea → *tabla) en todo el modelo lógico para garantizar el entendimiento de a qué tabla conecta las llaves foráneas. </w:t>
-      </w:r>
-    </w:p>
-    <w:p>
-      <w:pPr>
-        <w:numPr>
-          <w:ilvl w:val="0"/>
-          <w:numId w:val="1"/>
-        </w:numPr>
-        <w:ind w:left="720" w:hanging="360"/>
-        <w:rPr>
-          <w:u w:val="none"/>
-        </w:rPr>
-      </w:pPr>
-      <w:r>
-        <w:rPr>
-          <w:rtl w:val="0"/>
-        </w:rPr>
-        <w:t xml:space="preserve">Se hicieron ciertas correcciones respecto al modelo lógico base para el entendimiento del estudiante.</w:t>
-      </w:r>
-    </w:p>
-    <w:p>
-      <w:pPr>
-        <w:rPr/>
-      </w:pPr>
-      <w:r>
-        <w:rPr>
-          <w:rtl w:val="0"/>
-        </w:rPr>
-      </w:r>
-    </w:p>
-    <w:p>
-      <w:pPr>
-        <w:rPr/>
-      </w:pPr>
-      <w:r>
-        <w:br w:type="page"/>
-      </w:r>
-      <w:r>
-        <w:rPr>
-          <w:rtl w:val="0"/>
-        </w:rPr>
-      </w:r>
-    </w:p>
-    <w:p>
-      <w:pPr>
-        <w:rPr/>
-      </w:pPr>
-      <w:r>
-        <w:rPr>
           <w:rtl w:val="0"/>
         </w:rPr>
         <w:t xml:space="preserve">Modelo Físico</w:t>
@@ -3478,12 +3483,12 @@
           <wp:inline distB="114300" distT="114300" distL="114300" distR="114300">
             <wp:extent cx="5731200" cy="5283200"/>
             <wp:effectExtent b="0" l="0" r="0" t="0"/>
-            <wp:docPr id="8" name="image6.png"/>
+            <wp:docPr id="15" name="image12.png"/>
             <a:graphic>
               <a:graphicData uri="http://schemas.openxmlformats.org/drawingml/2006/picture">
                 <pic:pic>
                   <pic:nvPicPr>
-                    <pic:cNvPr id="0" name="image6.png"/>
+                    <pic:cNvPr id="0" name="image12.png"/>
                     <pic:cNvPicPr preferRelativeResize="0"/>
                   </pic:nvPicPr>
                   <pic:blipFill>
@@ -3544,12 +3549,12 @@
           <wp:inline distB="114300" distT="114300" distL="114300" distR="114300">
             <wp:extent cx="5731200" cy="5562600"/>
             <wp:effectExtent b="0" l="0" r="0" t="0"/>
-            <wp:docPr id="3" name="image3.png"/>
+            <wp:docPr id="12" name="image6.png"/>
             <a:graphic>
               <a:graphicData uri="http://schemas.openxmlformats.org/drawingml/2006/picture">
                 <pic:pic>
                   <pic:nvPicPr>
-                    <pic:cNvPr id="0" name="image3.png"/>
+                    <pic:cNvPr id="0" name="image6.png"/>
                     <pic:cNvPicPr preferRelativeResize="0"/>
                   </pic:nvPicPr>
                   <pic:blipFill>
@@ -3589,9 +3594,809 @@
         </w:rPr>
         <w:t xml:space="preserve">Pruebas de la vista antes de hacer la interfaz GUI.</w:t>
       </w:r>
+    </w:p>
+    <w:p>
+      <w:pPr>
+        <w:rPr/>
+      </w:pPr>
       <w:r>
         <w:br w:type="page"/>
       </w:r>
+      <w:r>
+        <w:rPr>
+          <w:rtl w:val="0"/>
+        </w:rPr>
+      </w:r>
+    </w:p>
+    <w:p>
+      <w:pPr>
+        <w:rPr/>
+      </w:pPr>
+      <w:r>
+        <w:rPr>
+          <w:rtl w:val="0"/>
+        </w:rPr>
+        <w:t xml:space="preserve">Interfaz GUI</w:t>
+      </w:r>
+    </w:p>
+    <w:p>
+      <w:pPr>
+        <w:rPr/>
+      </w:pPr>
+      <w:r>
+        <w:rPr/>
+        <w:drawing>
+          <wp:inline distB="114300" distT="114300" distL="114300" distR="114300">
+            <wp:extent cx="5731200" cy="3530600"/>
+            <wp:effectExtent b="0" l="0" r="0" t="0"/>
+            <wp:docPr id="13" name="image10.png"/>
+            <a:graphic>
+              <a:graphicData uri="http://schemas.openxmlformats.org/drawingml/2006/picture">
+                <pic:pic>
+                  <pic:nvPicPr>
+                    <pic:cNvPr id="0" name="image10.png"/>
+                    <pic:cNvPicPr preferRelativeResize="0"/>
+                  </pic:nvPicPr>
+                  <pic:blipFill>
+                    <a:blip r:embed="rId10"/>
+                    <a:srcRect b="0" l="0" r="0" t="0"/>
+                    <a:stretch>
+                      <a:fillRect/>
+                    </a:stretch>
+                  </pic:blipFill>
+                  <pic:spPr>
+                    <a:xfrm>
+                      <a:off x="0" y="0"/>
+                      <a:ext cx="5731200" cy="3530600"/>
+                    </a:xfrm>
+                    <a:prstGeom prst="rect"/>
+                    <a:ln/>
+                  </pic:spPr>
+                </pic:pic>
+              </a:graphicData>
+            </a:graphic>
+          </wp:inline>
+        </w:drawing>
+      </w:r>
+      <w:r>
+        <w:rPr>
+          <w:rtl w:val="0"/>
+        </w:rPr>
+      </w:r>
+    </w:p>
+    <w:p>
+      <w:pPr>
+        <w:rPr/>
+      </w:pPr>
+      <w:r>
+        <w:rPr>
+          <w:rtl w:val="0"/>
+        </w:rPr>
+      </w:r>
+    </w:p>
+    <w:p>
+      <w:pPr>
+        <w:rPr/>
+      </w:pPr>
+      <w:r>
+        <w:rPr>
+          <w:rtl w:val="0"/>
+        </w:rPr>
+        <w:t xml:space="preserve">Se creó la pestaña Ubicaciones (tareas y disponibilidad todavía no tienen nada, solo son la pestaña) con su respectiva pantalla para la gestión de ubicaciones.</w:t>
+      </w:r>
+    </w:p>
+    <w:p>
+      <w:pPr>
+        <w:rPr/>
+      </w:pPr>
+      <w:r>
+        <w:rPr>
+          <w:rtl w:val="0"/>
+        </w:rPr>
+        <w:t xml:space="preserve">Sus Componentes y Acciones son las siguientes:</w:t>
+      </w:r>
+    </w:p>
+    <w:p>
+      <w:pPr>
+        <w:numPr>
+          <w:ilvl w:val="1"/>
+          <w:numId w:val="1"/>
+        </w:numPr>
+        <w:ind w:left="720" w:hanging="360"/>
+      </w:pPr>
+      <w:r>
+        <w:rPr>
+          <w:rtl w:val="0"/>
+        </w:rPr>
+        <w:t xml:space="preserve">Tabla Central (Grid): Muestra el listado de ubicaciones con columnas detalladas como ID, Nombre, Ciudad, Dirección y Capacidad.</w:t>
+      </w:r>
+    </w:p>
+    <w:p>
+      <w:pPr>
+        <w:numPr>
+          <w:ilvl w:val="1"/>
+          <w:numId w:val="1"/>
+        </w:numPr>
+        <w:ind w:left="720" w:hanging="360"/>
+      </w:pPr>
+      <w:r>
+        <w:rPr>
+          <w:rtl w:val="0"/>
+        </w:rPr>
+        <w:t xml:space="preserve">Panel Lateral Derecho (Formulario): Permite ingresar o modificar los datos de las ubicaciones mediante campos de texto (nombre, ciudad, dirección y capacidad), botones de control operativo para Registrar ubicación, Actualizar seleccionada, Limpiar formulario, Eliminar seleccionada y un botón para Generar el ranking de ubicaciones más utilizadas.</w:t>
+      </w:r>
+    </w:p>
+    <w:p>
+      <w:pPr>
+        <w:ind w:left="1440" w:firstLine="0"/>
+        <w:rPr/>
+      </w:pPr>
+      <w:r>
+        <w:rPr>
+          <w:rtl w:val="0"/>
+        </w:rPr>
+      </w:r>
+    </w:p>
+    <w:p>
+      <w:pPr>
+        <w:ind w:left="1440" w:firstLine="0"/>
+        <w:rPr/>
+      </w:pPr>
+      <w:r>
+        <w:rPr>
+          <w:rtl w:val="0"/>
+        </w:rPr>
+      </w:r>
+    </w:p>
+    <w:p>
+      <w:pPr>
+        <w:ind w:left="1440" w:firstLine="0"/>
+        <w:rPr/>
+      </w:pPr>
+      <w:r>
+        <w:rPr>
+          <w:rtl w:val="0"/>
+        </w:rPr>
+      </w:r>
+    </w:p>
+    <w:p>
+      <w:pPr>
+        <w:ind w:left="1440" w:firstLine="0"/>
+        <w:rPr/>
+      </w:pPr>
+      <w:r>
+        <w:rPr>
+          <w:rtl w:val="0"/>
+        </w:rPr>
+      </w:r>
+    </w:p>
+    <w:p>
+      <w:pPr>
+        <w:ind w:left="1440" w:firstLine="0"/>
+        <w:rPr/>
+      </w:pPr>
+      <w:r>
+        <w:rPr>
+          <w:rtl w:val="0"/>
+        </w:rPr>
+      </w:r>
+    </w:p>
+    <w:p>
+      <w:pPr>
+        <w:ind w:left="1440" w:firstLine="0"/>
+        <w:rPr/>
+      </w:pPr>
+      <w:r>
+        <w:rPr>
+          <w:rtl w:val="0"/>
+        </w:rPr>
+      </w:r>
+    </w:p>
+    <w:p>
+      <w:pPr>
+        <w:ind w:left="1440" w:firstLine="0"/>
+        <w:rPr/>
+      </w:pPr>
+      <w:r>
+        <w:rPr>
+          <w:rtl w:val="0"/>
+        </w:rPr>
+      </w:r>
+    </w:p>
+    <w:p>
+      <w:pPr>
+        <w:ind w:left="0" w:firstLine="0"/>
+        <w:rPr/>
+      </w:pPr>
+      <w:r>
+        <w:rPr>
+          <w:rtl w:val="0"/>
+        </w:rPr>
+      </w:r>
+    </w:p>
+    <w:p>
+      <w:pPr>
+        <w:ind w:left="0" w:firstLine="0"/>
+        <w:rPr/>
+      </w:pPr>
+      <w:r>
+        <w:rPr>
+          <w:rtl w:val="0"/>
+        </w:rPr>
+      </w:r>
+    </w:p>
+    <w:p>
+      <w:pPr>
+        <w:ind w:left="0" w:firstLine="0"/>
+        <w:rPr/>
+      </w:pPr>
+      <w:r>
+        <w:rPr>
+          <w:rtl w:val="0"/>
+        </w:rPr>
+      </w:r>
+    </w:p>
+    <w:p>
+      <w:pPr>
+        <w:ind w:left="0" w:firstLine="0"/>
+        <w:rPr/>
+      </w:pPr>
+      <w:r>
+        <w:rPr>
+          <w:rtl w:val="0"/>
+        </w:rPr>
+      </w:r>
+    </w:p>
+    <w:p>
+      <w:pPr>
+        <w:ind w:left="0" w:firstLine="0"/>
+        <w:rPr/>
+      </w:pPr>
+      <w:r>
+        <w:rPr>
+          <w:rtl w:val="0"/>
+        </w:rPr>
+      </w:r>
+    </w:p>
+    <w:p>
+      <w:pPr>
+        <w:ind w:left="0" w:firstLine="0"/>
+        <w:rPr/>
+      </w:pPr>
+      <w:r>
+        <w:rPr>
+          <w:rtl w:val="0"/>
+        </w:rPr>
+      </w:r>
+    </w:p>
+    <w:p>
+      <w:pPr>
+        <w:ind w:left="0" w:firstLine="0"/>
+        <w:rPr/>
+      </w:pPr>
+      <w:r>
+        <w:rPr>
+          <w:rtl w:val="0"/>
+        </w:rPr>
+      </w:r>
+    </w:p>
+    <w:p>
+      <w:pPr>
+        <w:ind w:left="0" w:firstLine="0"/>
+        <w:rPr/>
+      </w:pPr>
+      <w:r>
+        <w:rPr>
+          <w:rtl w:val="0"/>
+        </w:rPr>
+      </w:r>
+    </w:p>
+    <w:p>
+      <w:pPr>
+        <w:ind w:left="0" w:firstLine="0"/>
+        <w:rPr/>
+      </w:pPr>
+      <w:r>
+        <w:br w:type="page"/>
+      </w:r>
+      <w:r>
+        <w:rPr>
+          <w:rtl w:val="0"/>
+        </w:rPr>
+      </w:r>
+    </w:p>
+    <w:p>
+      <w:pPr>
+        <w:ind w:left="0" w:firstLine="0"/>
+        <w:rPr/>
+      </w:pPr>
+      <w:r>
+        <w:rPr>
+          <w:rtl w:val="0"/>
+        </w:rPr>
+      </w:r>
+      <w:r>
+        <w:drawing>
+          <wp:anchor allowOverlap="1" behindDoc="0" distB="114300" distT="114300" distL="114300" distR="114300" hidden="0" layoutInCell="1" locked="0" relativeHeight="0" simplePos="0">
+            <wp:simplePos x="0" y="0"/>
+            <wp:positionH relativeFrom="column">
+              <wp:posOffset>-249074</wp:posOffset>
+            </wp:positionH>
+            <wp:positionV relativeFrom="paragraph">
+              <wp:posOffset>114300</wp:posOffset>
+            </wp:positionV>
+            <wp:extent cx="6224588" cy="3813795"/>
+            <wp:effectExtent b="0" l="0" r="0" t="0"/>
+            <wp:wrapSquare wrapText="bothSides" distB="114300" distT="114300" distL="114300" distR="114300"/>
+            <wp:docPr id="7" name="image4.png"/>
+            <a:graphic>
+              <a:graphicData uri="http://schemas.openxmlformats.org/drawingml/2006/picture">
+                <pic:pic>
+                  <pic:nvPicPr>
+                    <pic:cNvPr id="0" name="image4.png"/>
+                    <pic:cNvPicPr preferRelativeResize="0"/>
+                  </pic:nvPicPr>
+                  <pic:blipFill>
+                    <a:blip r:embed="rId11"/>
+                    <a:srcRect b="0" l="0" r="0" t="0"/>
+                    <a:stretch>
+                      <a:fillRect/>
+                    </a:stretch>
+                  </pic:blipFill>
+                  <pic:spPr>
+                    <a:xfrm>
+                      <a:off x="0" y="0"/>
+                      <a:ext cx="6224588" cy="3813795"/>
+                    </a:xfrm>
+                    <a:prstGeom prst="rect"/>
+                    <a:ln/>
+                  </pic:spPr>
+                </pic:pic>
+              </a:graphicData>
+            </a:graphic>
+          </wp:anchor>
+        </w:drawing>
+      </w:r>
+    </w:p>
+    <w:p>
+      <w:pPr>
+        <w:ind w:left="0" w:firstLine="0"/>
+        <w:rPr/>
+      </w:pPr>
+      <w:r>
+        <w:rPr>
+          <w:rtl w:val="0"/>
+        </w:rPr>
+      </w:r>
+    </w:p>
+    <w:p>
+      <w:pPr>
+        <w:ind w:left="0" w:firstLine="0"/>
+        <w:rPr/>
+      </w:pPr>
+      <w:r>
+        <w:rPr>
+          <w:rtl w:val="0"/>
+        </w:rPr>
+        <w:t xml:space="preserve">Se añade la columna ubicación a la pantalla de eventos en la GUI.</w:t>
+      </w:r>
+    </w:p>
+    <w:p>
+      <w:pPr>
+        <w:rPr/>
+      </w:pPr>
+      <w:r>
+        <w:rPr>
+          <w:rtl w:val="0"/>
+        </w:rPr>
+        <w:t xml:space="preserve">Sus Componentes y Acciones son las siguientes:</w:t>
+      </w:r>
+    </w:p>
+    <w:p>
+      <w:pPr>
+        <w:numPr>
+          <w:ilvl w:val="1"/>
+          <w:numId w:val="1"/>
+        </w:numPr>
+        <w:ind w:left="720" w:hanging="360"/>
+      </w:pPr>
+      <w:r>
+        <w:rPr>
+          <w:rtl w:val="0"/>
+        </w:rPr>
+        <w:t xml:space="preserve">Tabla Central (Grid): Muestra el listado de eventos con la columna ubicación integrada, muestra la ubicación de cada evento</w:t>
+      </w:r>
+    </w:p>
+    <w:p>
+      <w:pPr>
+        <w:numPr>
+          <w:ilvl w:val="1"/>
+          <w:numId w:val="7"/>
+        </w:numPr>
+        <w:ind w:left="720" w:hanging="360"/>
+      </w:pPr>
+      <w:r>
+        <w:rPr>
+          <w:rtl w:val="0"/>
+        </w:rPr>
+        <w:t xml:space="preserve">Panel Lateral Derecho (Formulario): Se incluyó un selector desplegable como el de propietario y categoría pero para la ubicación. </w:t>
+      </w:r>
+    </w:p>
+    <w:p>
+      <w:pPr>
+        <w:ind w:left="0" w:firstLine="0"/>
+        <w:rPr/>
+      </w:pPr>
+      <w:r>
+        <w:br w:type="page"/>
+      </w:r>
+      <w:r>
+        <w:rPr>
+          <w:rtl w:val="0"/>
+        </w:rPr>
+      </w:r>
+    </w:p>
+    <w:p>
+      <w:pPr>
+        <w:ind w:left="0" w:firstLine="0"/>
+        <w:rPr/>
+      </w:pPr>
+      <w:r>
+        <w:rPr>
+          <w:rtl w:val="0"/>
+        </w:rPr>
+      </w:r>
+      <w:r>
+        <w:drawing>
+          <wp:anchor allowOverlap="1" behindDoc="0" distB="114300" distT="114300" distL="114300" distR="114300" hidden="0" layoutInCell="1" locked="0" relativeHeight="0" simplePos="0">
+            <wp:simplePos x="0" y="0"/>
+            <wp:positionH relativeFrom="column">
+              <wp:posOffset>-247649</wp:posOffset>
+            </wp:positionH>
+            <wp:positionV relativeFrom="paragraph">
+              <wp:posOffset>114300</wp:posOffset>
+            </wp:positionV>
+            <wp:extent cx="6170437" cy="3810000"/>
+            <wp:effectExtent b="0" l="0" r="0" t="0"/>
+            <wp:wrapSquare wrapText="bothSides" distB="114300" distT="114300" distL="114300" distR="114300"/>
+            <wp:docPr id="5" name="image7.png"/>
+            <a:graphic>
+              <a:graphicData uri="http://schemas.openxmlformats.org/drawingml/2006/picture">
+                <pic:pic>
+                  <pic:nvPicPr>
+                    <pic:cNvPr id="0" name="image7.png"/>
+                    <pic:cNvPicPr preferRelativeResize="0"/>
+                  </pic:nvPicPr>
+                  <pic:blipFill>
+                    <a:blip r:embed="rId12"/>
+                    <a:srcRect b="0" l="0" r="0" t="0"/>
+                    <a:stretch>
+                      <a:fillRect/>
+                    </a:stretch>
+                  </pic:blipFill>
+                  <pic:spPr>
+                    <a:xfrm>
+                      <a:off x="0" y="0"/>
+                      <a:ext cx="6170437" cy="3810000"/>
+                    </a:xfrm>
+                    <a:prstGeom prst="rect"/>
+                    <a:ln/>
+                  </pic:spPr>
+                </pic:pic>
+              </a:graphicData>
+            </a:graphic>
+          </wp:anchor>
+        </w:drawing>
+      </w:r>
+    </w:p>
+    <w:p>
+      <w:pPr>
+        <w:ind w:left="0" w:firstLine="0"/>
+        <w:rPr/>
+      </w:pPr>
+      <w:r>
+        <w:rPr>
+          <w:rtl w:val="0"/>
+        </w:rPr>
+        <w:t xml:space="preserve">Se prueba que el trigger evitar_traslapes() funcione correctamente, el trigger vive en la base de datos, Python solo envía el insert y si Postgre detecta un solapamiento, Python muestra el error.</w:t>
+      </w:r>
+    </w:p>
+    <w:p>
+      <w:pPr>
+        <w:rPr/>
+      </w:pPr>
+      <w:r>
+        <w:br w:type="page"/>
+      </w:r>
+      <w:r>
+        <w:rPr>
+          <w:rtl w:val="0"/>
+        </w:rPr>
+      </w:r>
+    </w:p>
+    <w:p>
+      <w:pPr>
+        <w:rPr/>
+      </w:pPr>
+      <w:r>
+        <w:rPr/>
+        <w:drawing>
+          <wp:inline distB="114300" distT="114300" distL="114300" distR="114300">
+            <wp:extent cx="5731200" cy="3530600"/>
+            <wp:effectExtent b="0" l="0" r="0" t="0"/>
+            <wp:docPr id="3" name="image5.png"/>
+            <a:graphic>
+              <a:graphicData uri="http://schemas.openxmlformats.org/drawingml/2006/picture">
+                <pic:pic>
+                  <pic:nvPicPr>
+                    <pic:cNvPr id="0" name="image5.png"/>
+                    <pic:cNvPicPr preferRelativeResize="0"/>
+                  </pic:nvPicPr>
+                  <pic:blipFill>
+                    <a:blip r:embed="rId13"/>
+                    <a:srcRect b="0" l="0" r="0" t="0"/>
+                    <a:stretch>
+                      <a:fillRect/>
+                    </a:stretch>
+                  </pic:blipFill>
+                  <pic:spPr>
+                    <a:xfrm>
+                      <a:off x="0" y="0"/>
+                      <a:ext cx="5731200" cy="3530600"/>
+                    </a:xfrm>
+                    <a:prstGeom prst="rect"/>
+                    <a:ln/>
+                  </pic:spPr>
+                </pic:pic>
+              </a:graphicData>
+            </a:graphic>
+          </wp:inline>
+        </w:drawing>
+      </w:r>
+      <w:r>
+        <w:rPr>
+          <w:rtl w:val="0"/>
+        </w:rPr>
+      </w:r>
+    </w:p>
+    <w:p>
+      <w:pPr>
+        <w:rPr/>
+      </w:pPr>
+      <w:r>
+        <w:rPr>
+          <w:rtl w:val="0"/>
+        </w:rPr>
+        <w:t xml:space="preserve">Se prueba la restricción que la fecha de inicio de un evento no puede ser después de su fecha final.</w:t>
+      </w:r>
+    </w:p>
+    <w:p>
+      <w:pPr>
+        <w:rPr/>
+      </w:pPr>
+      <w:r>
+        <w:rPr>
+          <w:rtl w:val="0"/>
+        </w:rPr>
+      </w:r>
+    </w:p>
+    <w:p>
+      <w:pPr>
+        <w:spacing w:after="240" w:before="240" w:lineRule="auto"/>
+        <w:ind w:left="0" w:firstLine="0"/>
+        <w:rPr>
+          <w:b w:val="1"/>
+          <w:bCs w:val="1"/>
+        </w:rPr>
+      </w:pPr>
+      <w:r>
+        <w:rPr>
+          <w:b w:val="1"/>
+          <w:bCs w:val="1"/>
+        </w:rPr>
+        <w:drawing>
+          <wp:inline distB="114300" distT="114300" distL="114300" distR="114300">
+            <wp:extent cx="5731200" cy="3479800"/>
+            <wp:effectExtent b="0" l="0" r="0" t="0"/>
+            <wp:docPr id="1" name="image3.png"/>
+            <a:graphic>
+              <a:graphicData uri="http://schemas.openxmlformats.org/drawingml/2006/picture">
+                <pic:pic>
+                  <pic:nvPicPr>
+                    <pic:cNvPr id="0" name="image3.png"/>
+                    <pic:cNvPicPr preferRelativeResize="0"/>
+                  </pic:nvPicPr>
+                  <pic:blipFill>
+                    <a:blip r:embed="rId14"/>
+                    <a:srcRect b="0" l="0" r="0" t="0"/>
+                    <a:stretch>
+                      <a:fillRect/>
+                    </a:stretch>
+                  </pic:blipFill>
+                  <pic:spPr>
+                    <a:xfrm>
+                      <a:off x="0" y="0"/>
+                      <a:ext cx="5731200" cy="3479800"/>
+                    </a:xfrm>
+                    <a:prstGeom prst="rect"/>
+                    <a:ln/>
+                  </pic:spPr>
+                </pic:pic>
+              </a:graphicData>
+            </a:graphic>
+          </wp:inline>
+        </w:drawing>
+      </w:r>
+      <w:r>
+        <w:rPr>
+          <w:rtl w:val="0"/>
+        </w:rPr>
+      </w:r>
+    </w:p>
+    <w:p>
+      <w:pPr>
+        <w:spacing w:after="240" w:before="240" w:lineRule="auto"/>
+        <w:ind w:left="0" w:firstLine="0"/>
+        <w:rPr/>
+      </w:pPr>
+      <w:r>
+        <w:rPr>
+          <w:rtl w:val="0"/>
+        </w:rPr>
+        <w:t xml:space="preserve">Se crearon más eventos para probar el ranking de ubicaciones y la consulta de histórico de eventos.</w:t>
+      </w:r>
+      <w:r>
+        <w:br w:type="page"/>
+      </w:r>
+      <w:r>
+        <w:rPr>
+          <w:rtl w:val="0"/>
+        </w:rPr>
+      </w:r>
+    </w:p>
+    <w:p>
+      <w:pPr>
+        <w:spacing w:after="240" w:before="240" w:lineRule="auto"/>
+        <w:ind w:left="0" w:firstLine="0"/>
+        <w:rPr/>
+      </w:pPr>
+      <w:r>
+        <w:rPr>
+          <w:rtl w:val="0"/>
+        </w:rPr>
+      </w:r>
+      <w:r>
+        <w:drawing>
+          <wp:anchor allowOverlap="1" behindDoc="0" distB="114300" distT="114300" distL="114300" distR="114300" hidden="0" layoutInCell="1" locked="0" relativeHeight="0" simplePos="0">
+            <wp:simplePos x="0" y="0"/>
+            <wp:positionH relativeFrom="column">
+              <wp:posOffset>-219074</wp:posOffset>
+            </wp:positionH>
+            <wp:positionV relativeFrom="paragraph">
+              <wp:posOffset>114300</wp:posOffset>
+            </wp:positionV>
+            <wp:extent cx="6151338" cy="3762375"/>
+            <wp:effectExtent b="0" l="0" r="0" t="0"/>
+            <wp:wrapSquare wrapText="bothSides" distB="114300" distT="114300" distL="114300" distR="114300"/>
+            <wp:docPr id="6" name="image2.png"/>
+            <a:graphic>
+              <a:graphicData uri="http://schemas.openxmlformats.org/drawingml/2006/picture">
+                <pic:pic>
+                  <pic:nvPicPr>
+                    <pic:cNvPr id="0" name="image2.png"/>
+                    <pic:cNvPicPr preferRelativeResize="0"/>
+                  </pic:nvPicPr>
+                  <pic:blipFill>
+                    <a:blip r:embed="rId15"/>
+                    <a:srcRect b="0" l="0" r="0" t="0"/>
+                    <a:stretch>
+                      <a:fillRect/>
+                    </a:stretch>
+                  </pic:blipFill>
+                  <pic:spPr>
+                    <a:xfrm>
+                      <a:off x="0" y="0"/>
+                      <a:ext cx="6151338" cy="3762375"/>
+                    </a:xfrm>
+                    <a:prstGeom prst="rect"/>
+                    <a:ln/>
+                  </pic:spPr>
+                </pic:pic>
+              </a:graphicData>
+            </a:graphic>
+          </wp:anchor>
+        </w:drawing>
+      </w:r>
+    </w:p>
+    <w:p>
+      <w:pPr>
+        <w:spacing w:after="240" w:before="240" w:lineRule="auto"/>
+        <w:ind w:left="0" w:firstLine="0"/>
+        <w:rPr/>
+      </w:pPr>
+      <w:r>
+        <w:rPr>
+          <w:rtl w:val="0"/>
+        </w:rPr>
+        <w:t xml:space="preserve">Se prueba que el ranking funcione correctamente.</w:t>
+      </w:r>
+      <w:r>
+        <w:drawing>
+          <wp:anchor allowOverlap="1" behindDoc="0" distB="114300" distT="114300" distL="114300" distR="114300" hidden="0" layoutInCell="1" locked="0" relativeHeight="0" simplePos="0">
+            <wp:simplePos x="0" y="0"/>
+            <wp:positionH relativeFrom="column">
+              <wp:posOffset>-215736</wp:posOffset>
+            </wp:positionH>
+            <wp:positionV relativeFrom="paragraph">
+              <wp:posOffset>352425</wp:posOffset>
+            </wp:positionV>
+            <wp:extent cx="6162033" cy="3766824"/>
+            <wp:effectExtent b="0" l="0" r="0" t="0"/>
+            <wp:wrapSquare wrapText="bothSides" distB="114300" distT="114300" distL="114300" distR="114300"/>
+            <wp:docPr id="9" name="image8.png"/>
+            <a:graphic>
+              <a:graphicData uri="http://schemas.openxmlformats.org/drawingml/2006/picture">
+                <pic:pic>
+                  <pic:nvPicPr>
+                    <pic:cNvPr id="0" name="image8.png"/>
+                    <pic:cNvPicPr preferRelativeResize="0"/>
+                  </pic:nvPicPr>
+                  <pic:blipFill>
+                    <a:blip r:embed="rId16"/>
+                    <a:srcRect b="0" l="0" r="0" t="0"/>
+                    <a:stretch>
+                      <a:fillRect/>
+                    </a:stretch>
+                  </pic:blipFill>
+                  <pic:spPr>
+                    <a:xfrm>
+                      <a:off x="0" y="0"/>
+                      <a:ext cx="6162033" cy="3766824"/>
+                    </a:xfrm>
+                    <a:prstGeom prst="rect"/>
+                    <a:ln/>
+                  </pic:spPr>
+                </pic:pic>
+              </a:graphicData>
+            </a:graphic>
+          </wp:anchor>
+        </w:drawing>
+      </w:r>
+    </w:p>
+    <w:p>
+      <w:pPr>
+        <w:spacing w:after="240" w:before="240" w:lineRule="auto"/>
+        <w:ind w:left="0" w:firstLine="0"/>
+        <w:rPr/>
+      </w:pPr>
+      <w:r>
+        <w:rPr>
+          <w:rtl w:val="0"/>
+        </w:rPr>
+        <w:t xml:space="preserve">Se prueba que el histórico de eventos funcione correctamente.</w:t>
+      </w:r>
+    </w:p>
+    <w:p>
+      <w:pPr>
+        <w:spacing w:after="240" w:before="240" w:lineRule="auto"/>
+        <w:ind w:left="0" w:firstLine="0"/>
+        <w:rPr/>
+      </w:pPr>
+      <w:r>
+        <w:br w:type="page"/>
+      </w:r>
+      <w:r>
+        <w:rPr>
+          <w:rtl w:val="0"/>
+        </w:rPr>
+      </w:r>
+    </w:p>
+    <w:p>
+      <w:pPr>
+        <w:spacing w:after="240" w:before="240" w:lineRule="auto"/>
+        <w:ind w:left="0" w:firstLine="0"/>
+        <w:rPr/>
+      </w:pPr>
       <w:r>
         <w:rPr>
           <w:rtl w:val="0"/>
@@ -3660,16 +4465,16 @@
             <wp:extent cx="6921221" cy="4426362"/>
             <wp:effectExtent b="0" l="0" r="0" t="0"/>
             <wp:wrapSquare wrapText="bothSides" distB="114300" distT="114300" distL="114300" distR="114300"/>
-            <wp:docPr id="7" name="image7.png"/>
+            <wp:docPr id="8" name="image13.png"/>
             <a:graphic>
               <a:graphicData uri="http://schemas.openxmlformats.org/drawingml/2006/picture">
                 <pic:pic>
                   <pic:nvPicPr>
-                    <pic:cNvPr id="0" name="image7.png"/>
+                    <pic:cNvPr id="0" name="image13.png"/>
                     <pic:cNvPicPr preferRelativeResize="0"/>
                   </pic:nvPicPr>
                   <pic:blipFill>
-                    <a:blip r:embed="rId10"/>
+                    <a:blip r:embed="rId17"/>
                     <a:srcRect b="0" l="0" r="0" t="0"/>
                     <a:stretch>
                       <a:fillRect/>
@@ -3692,10 +4497,15 @@
     </w:p>
     <w:p>
       <w:pPr>
-        <w:rPr/>
-      </w:pPr>
-      <w:r>
-        <w:rPr>
+        <w:rPr>
+          <w:b w:val="1"/>
+          <w:bCs w:val="1"/>
+        </w:rPr>
+      </w:pPr>
+      <w:r>
+        <w:rPr>
+          <w:b w:val="1"/>
+          <w:bCs w:val="1"/>
           <w:rtl w:val="0"/>
         </w:rPr>
         <w:t xml:space="preserve">Modelo Lógico</w:t>
@@ -3705,7 +4515,7 @@
       <w:pPr>
         <w:numPr>
           <w:ilvl w:val="0"/>
-          <w:numId w:val="2"/>
+          <w:numId w:val="3"/>
         </w:numPr>
         <w:ind w:left="720" w:hanging="360"/>
         <w:rPr>
@@ -5066,16 +5876,16 @@
           <wp:inline distB="114300" distT="114300" distL="114300" distR="114300">
             <wp:extent cx="5731200" cy="3987800"/>
             <wp:effectExtent b="0" l="0" r="0" t="0"/>
-            <wp:docPr id="2" name="image1.png"/>
+            <wp:docPr id="11" name="image9.png"/>
             <a:graphic>
               <a:graphicData uri="http://schemas.openxmlformats.org/drawingml/2006/picture">
                 <pic:pic>
                   <pic:nvPicPr>
-                    <pic:cNvPr id="0" name="image1.png"/>
+                    <pic:cNvPr id="0" name="image9.png"/>
                     <pic:cNvPicPr preferRelativeResize="0"/>
                   </pic:nvPicPr>
                   <pic:blipFill>
-                    <a:blip r:embed="rId11"/>
+                    <a:blip r:embed="rId18"/>
                     <a:srcRect b="0" l="0" r="0" t="0"/>
                     <a:stretch>
                       <a:fillRect/>
@@ -5155,16 +5965,16 @@
           <wp:inline distB="114300" distT="114300" distL="114300" distR="114300">
             <wp:extent cx="5731200" cy="4508500"/>
             <wp:effectExtent b="0" l="0" r="0" t="0"/>
-            <wp:docPr id="5" name="image4.png"/>
+            <wp:docPr id="4" name="image11.png"/>
             <a:graphic>
               <a:graphicData uri="http://schemas.openxmlformats.org/drawingml/2006/picture">
                 <pic:pic>
                   <pic:nvPicPr>
-                    <pic:cNvPr id="0" name="image4.png"/>
+                    <pic:cNvPr id="0" name="image11.png"/>
                     <pic:cNvPicPr preferRelativeResize="0"/>
                   </pic:nvPicPr>
                   <pic:blipFill>
-                    <a:blip r:embed="rId12"/>
+                    <a:blip r:embed="rId19"/>
                     <a:srcRect b="0" l="0" r="0" t="0"/>
                     <a:stretch>
                       <a:fillRect/>
@@ -5293,16 +6103,16 @@
             <wp:extent cx="7248427" cy="4255150"/>
             <wp:effectExtent b="0" l="0" r="0" t="0"/>
             <wp:wrapSquare wrapText="bothSides" distB="114300" distT="114300" distL="114300" distR="114300"/>
-            <wp:docPr id="1" name="image8.png"/>
+            <wp:docPr id="10" name="image15.png"/>
             <a:graphic>
               <a:graphicData uri="http://schemas.openxmlformats.org/drawingml/2006/picture">
                 <pic:pic>
                   <pic:nvPicPr>
-                    <pic:cNvPr id="0" name="image8.png"/>
+                    <pic:cNvPr id="0" name="image15.png"/>
                     <pic:cNvPicPr preferRelativeResize="0"/>
                   </pic:nvPicPr>
                   <pic:blipFill>
-                    <a:blip r:embed="rId13"/>
+                    <a:blip r:embed="rId20"/>
                     <a:srcRect b="0" l="0" r="0" t="0"/>
                     <a:stretch>
                       <a:fillRect/>
@@ -5372,7 +6182,7 @@
       <w:pPr>
         <w:numPr>
           <w:ilvl w:val="0"/>
-          <w:numId w:val="5"/>
+          <w:numId w:val="6"/>
         </w:numPr>
         <w:spacing w:after="240" w:before="240" w:lineRule="auto"/>
         <w:ind w:left="720" w:hanging="360"/>
@@ -5417,7 +6227,7 @@
         <w:widowControl w:val="0"/>
         <w:numPr>
           <w:ilvl w:val="0"/>
-          <w:numId w:val="4"/>
+          <w:numId w:val="5"/>
         </w:numPr>
         <w:ind w:left="720" w:hanging="360"/>
       </w:pPr>
@@ -6652,6 +7462,16 @@
         <w:rPr>
           <w:rtl w:val="0"/>
         </w:rPr>
+      </w:r>
+    </w:p>
+    <w:p>
+      <w:pPr>
+        <w:rPr/>
+      </w:pPr>
+      <w:r>
+        <w:rPr>
+          <w:rtl w:val="0"/>
+        </w:rPr>
         <w:t xml:space="preserve">Vistas y abstracciones para la lógica de negocio</w:t>
       </w:r>
     </w:p>
@@ -6929,6 +7749,116 @@
     <w:lvl w:ilvl="0">
       <w:start w:val="1"/>
       <w:numFmt w:val="bullet"/>
+      <w:lvlText w:val="●"/>
+      <w:lvlJc w:val="left"/>
+      <w:pPr>
+        <w:ind w:left="720" w:hanging="360"/>
+      </w:pPr>
+      <w:rPr>
+        <w:u w:val="none"/>
+      </w:rPr>
+    </w:lvl>
+    <w:lvl w:ilvl="1">
+      <w:start w:val="1"/>
+      <w:numFmt w:val="bullet"/>
+      <w:lvlText w:val="○"/>
+      <w:lvlJc w:val="left"/>
+      <w:pPr>
+        <w:ind w:left="1440" w:hanging="360"/>
+      </w:pPr>
+      <w:rPr>
+        <w:u w:val="none"/>
+      </w:rPr>
+    </w:lvl>
+    <w:lvl w:ilvl="2">
+      <w:start w:val="1"/>
+      <w:numFmt w:val="bullet"/>
+      <w:lvlText w:val="■"/>
+      <w:lvlJc w:val="left"/>
+      <w:pPr>
+        <w:ind w:left="2160" w:hanging="360"/>
+      </w:pPr>
+      <w:rPr>
+        <w:u w:val="none"/>
+      </w:rPr>
+    </w:lvl>
+    <w:lvl w:ilvl="3">
+      <w:start w:val="1"/>
+      <w:numFmt w:val="bullet"/>
+      <w:lvlText w:val="●"/>
+      <w:lvlJc w:val="left"/>
+      <w:pPr>
+        <w:ind w:left="2880" w:hanging="360"/>
+      </w:pPr>
+      <w:rPr>
+        <w:u w:val="none"/>
+      </w:rPr>
+    </w:lvl>
+    <w:lvl w:ilvl="4">
+      <w:start w:val="1"/>
+      <w:numFmt w:val="bullet"/>
+      <w:lvlText w:val="○"/>
+      <w:lvlJc w:val="left"/>
+      <w:pPr>
+        <w:ind w:left="3600" w:hanging="360"/>
+      </w:pPr>
+      <w:rPr>
+        <w:u w:val="none"/>
+      </w:rPr>
+    </w:lvl>
+    <w:lvl w:ilvl="5">
+      <w:start w:val="1"/>
+      <w:numFmt w:val="bullet"/>
+      <w:lvlText w:val="■"/>
+      <w:lvlJc w:val="left"/>
+      <w:pPr>
+        <w:ind w:left="4320" w:hanging="360"/>
+      </w:pPr>
+      <w:rPr>
+        <w:u w:val="none"/>
+      </w:rPr>
+    </w:lvl>
+    <w:lvl w:ilvl="6">
+      <w:start w:val="1"/>
+      <w:numFmt w:val="bullet"/>
+      <w:lvlText w:val="●"/>
+      <w:lvlJc w:val="left"/>
+      <w:pPr>
+        <w:ind w:left="5040" w:hanging="360"/>
+      </w:pPr>
+      <w:rPr>
+        <w:u w:val="none"/>
+      </w:rPr>
+    </w:lvl>
+    <w:lvl w:ilvl="7">
+      <w:start w:val="1"/>
+      <w:numFmt w:val="bullet"/>
+      <w:lvlText w:val="○"/>
+      <w:lvlJc w:val="left"/>
+      <w:pPr>
+        <w:ind w:left="5760" w:hanging="360"/>
+      </w:pPr>
+      <w:rPr>
+        <w:u w:val="none"/>
+      </w:rPr>
+    </w:lvl>
+    <w:lvl w:ilvl="8">
+      <w:start w:val="1"/>
+      <w:numFmt w:val="bullet"/>
+      <w:lvlText w:val="■"/>
+      <w:lvlJc w:val="left"/>
+      <w:pPr>
+        <w:ind w:left="6480" w:hanging="360"/>
+      </w:pPr>
+      <w:rPr>
+        <w:u w:val="none"/>
+      </w:rPr>
+    </w:lvl>
+  </w:abstractNum>
+  <w:abstractNum w:abstractNumId="2">
+    <w:lvl w:ilvl="0">
+      <w:start w:val="1"/>
+      <w:numFmt w:val="bullet"/>
       <w:lvlText w:val="➔"/>
       <w:lvlJc w:val="left"/>
       <w:pPr>
@@ -7035,7 +7965,7 @@
       </w:rPr>
     </w:lvl>
   </w:abstractNum>
-  <w:abstractNum w:abstractNumId="2">
+  <w:abstractNum w:abstractNumId="3">
     <w:lvl w:ilvl="0">
       <w:start w:val="1"/>
       <w:numFmt w:val="bullet"/>
@@ -7145,7 +8075,7 @@
       </w:rPr>
     </w:lvl>
   </w:abstractNum>
-  <w:abstractNum w:abstractNumId="3">
+  <w:abstractNum w:abstractNumId="4">
     <w:lvl w:ilvl="0">
       <w:start w:val="1"/>
       <w:numFmt w:val="decimal"/>
@@ -7247,116 +8177,6 @@
       <w:numFmt w:val="lowerRoman"/>
       <w:lvlText w:val="%9."/>
       <w:lvlJc w:val="right"/>
-      <w:pPr>
-        <w:ind w:left="6480" w:hanging="360"/>
-      </w:pPr>
-      <w:rPr>
-        <w:u w:val="none"/>
-      </w:rPr>
-    </w:lvl>
-  </w:abstractNum>
-  <w:abstractNum w:abstractNumId="4">
-    <w:lvl w:ilvl="0">
-      <w:start w:val="1"/>
-      <w:numFmt w:val="bullet"/>
-      <w:lvlText w:val="●"/>
-      <w:lvlJc w:val="left"/>
-      <w:pPr>
-        <w:ind w:left="720" w:hanging="360"/>
-      </w:pPr>
-      <w:rPr>
-        <w:u w:val="none"/>
-      </w:rPr>
-    </w:lvl>
-    <w:lvl w:ilvl="1">
-      <w:start w:val="1"/>
-      <w:numFmt w:val="bullet"/>
-      <w:lvlText w:val="○"/>
-      <w:lvlJc w:val="left"/>
-      <w:pPr>
-        <w:ind w:left="1440" w:hanging="360"/>
-      </w:pPr>
-      <w:rPr>
-        <w:u w:val="none"/>
-      </w:rPr>
-    </w:lvl>
-    <w:lvl w:ilvl="2">
-      <w:start w:val="1"/>
-      <w:numFmt w:val="bullet"/>
-      <w:lvlText w:val="■"/>
-      <w:lvlJc w:val="left"/>
-      <w:pPr>
-        <w:ind w:left="2160" w:hanging="360"/>
-      </w:pPr>
-      <w:rPr>
-        <w:u w:val="none"/>
-      </w:rPr>
-    </w:lvl>
-    <w:lvl w:ilvl="3">
-      <w:start w:val="1"/>
-      <w:numFmt w:val="bullet"/>
-      <w:lvlText w:val="●"/>
-      <w:lvlJc w:val="left"/>
-      <w:pPr>
-        <w:ind w:left="2880" w:hanging="360"/>
-      </w:pPr>
-      <w:rPr>
-        <w:u w:val="none"/>
-      </w:rPr>
-    </w:lvl>
-    <w:lvl w:ilvl="4">
-      <w:start w:val="1"/>
-      <w:numFmt w:val="bullet"/>
-      <w:lvlText w:val="○"/>
-      <w:lvlJc w:val="left"/>
-      <w:pPr>
-        <w:ind w:left="3600" w:hanging="360"/>
-      </w:pPr>
-      <w:rPr>
-        <w:u w:val="none"/>
-      </w:rPr>
-    </w:lvl>
-    <w:lvl w:ilvl="5">
-      <w:start w:val="1"/>
-      <w:numFmt w:val="bullet"/>
-      <w:lvlText w:val="■"/>
-      <w:lvlJc w:val="left"/>
-      <w:pPr>
-        <w:ind w:left="4320" w:hanging="360"/>
-      </w:pPr>
-      <w:rPr>
-        <w:u w:val="none"/>
-      </w:rPr>
-    </w:lvl>
-    <w:lvl w:ilvl="6">
-      <w:start w:val="1"/>
-      <w:numFmt w:val="bullet"/>
-      <w:lvlText w:val="●"/>
-      <w:lvlJc w:val="left"/>
-      <w:pPr>
-        <w:ind w:left="5040" w:hanging="360"/>
-      </w:pPr>
-      <w:rPr>
-        <w:u w:val="none"/>
-      </w:rPr>
-    </w:lvl>
-    <w:lvl w:ilvl="7">
-      <w:start w:val="1"/>
-      <w:numFmt w:val="bullet"/>
-      <w:lvlText w:val="○"/>
-      <w:lvlJc w:val="left"/>
-      <w:pPr>
-        <w:ind w:left="5760" w:hanging="360"/>
-      </w:pPr>
-      <w:rPr>
-        <w:u w:val="none"/>
-      </w:rPr>
-    </w:lvl>
-    <w:lvl w:ilvl="8">
-      <w:start w:val="1"/>
-      <w:numFmt w:val="bullet"/>
-      <w:lvlText w:val="■"/>
-      <w:lvlJc w:val="left"/>
       <w:pPr>
         <w:ind w:left="6480" w:hanging="360"/>
       </w:pPr>
@@ -7476,6 +8296,226 @@
     </w:lvl>
   </w:abstractNum>
   <w:abstractNum w:abstractNumId="6">
+    <w:lvl w:ilvl="0">
+      <w:start w:val="1"/>
+      <w:numFmt w:val="bullet"/>
+      <w:lvlText w:val="●"/>
+      <w:lvlJc w:val="left"/>
+      <w:pPr>
+        <w:ind w:left="720" w:hanging="360"/>
+      </w:pPr>
+      <w:rPr>
+        <w:u w:val="none"/>
+      </w:rPr>
+    </w:lvl>
+    <w:lvl w:ilvl="1">
+      <w:start w:val="1"/>
+      <w:numFmt w:val="bullet"/>
+      <w:lvlText w:val="○"/>
+      <w:lvlJc w:val="left"/>
+      <w:pPr>
+        <w:ind w:left="1440" w:hanging="360"/>
+      </w:pPr>
+      <w:rPr>
+        <w:u w:val="none"/>
+      </w:rPr>
+    </w:lvl>
+    <w:lvl w:ilvl="2">
+      <w:start w:val="1"/>
+      <w:numFmt w:val="bullet"/>
+      <w:lvlText w:val="■"/>
+      <w:lvlJc w:val="left"/>
+      <w:pPr>
+        <w:ind w:left="2160" w:hanging="360"/>
+      </w:pPr>
+      <w:rPr>
+        <w:u w:val="none"/>
+      </w:rPr>
+    </w:lvl>
+    <w:lvl w:ilvl="3">
+      <w:start w:val="1"/>
+      <w:numFmt w:val="bullet"/>
+      <w:lvlText w:val="●"/>
+      <w:lvlJc w:val="left"/>
+      <w:pPr>
+        <w:ind w:left="2880" w:hanging="360"/>
+      </w:pPr>
+      <w:rPr>
+        <w:u w:val="none"/>
+      </w:rPr>
+    </w:lvl>
+    <w:lvl w:ilvl="4">
+      <w:start w:val="1"/>
+      <w:numFmt w:val="bullet"/>
+      <w:lvlText w:val="○"/>
+      <w:lvlJc w:val="left"/>
+      <w:pPr>
+        <w:ind w:left="3600" w:hanging="360"/>
+      </w:pPr>
+      <w:rPr>
+        <w:u w:val="none"/>
+      </w:rPr>
+    </w:lvl>
+    <w:lvl w:ilvl="5">
+      <w:start w:val="1"/>
+      <w:numFmt w:val="bullet"/>
+      <w:lvlText w:val="■"/>
+      <w:lvlJc w:val="left"/>
+      <w:pPr>
+        <w:ind w:left="4320" w:hanging="360"/>
+      </w:pPr>
+      <w:rPr>
+        <w:u w:val="none"/>
+      </w:rPr>
+    </w:lvl>
+    <w:lvl w:ilvl="6">
+      <w:start w:val="1"/>
+      <w:numFmt w:val="bullet"/>
+      <w:lvlText w:val="●"/>
+      <w:lvlJc w:val="left"/>
+      <w:pPr>
+        <w:ind w:left="5040" w:hanging="360"/>
+      </w:pPr>
+      <w:rPr>
+        <w:u w:val="none"/>
+      </w:rPr>
+    </w:lvl>
+    <w:lvl w:ilvl="7">
+      <w:start w:val="1"/>
+      <w:numFmt w:val="bullet"/>
+      <w:lvlText w:val="○"/>
+      <w:lvlJc w:val="left"/>
+      <w:pPr>
+        <w:ind w:left="5760" w:hanging="360"/>
+      </w:pPr>
+      <w:rPr>
+        <w:u w:val="none"/>
+      </w:rPr>
+    </w:lvl>
+    <w:lvl w:ilvl="8">
+      <w:start w:val="1"/>
+      <w:numFmt w:val="bullet"/>
+      <w:lvlText w:val="■"/>
+      <w:lvlJc w:val="left"/>
+      <w:pPr>
+        <w:ind w:left="6480" w:hanging="360"/>
+      </w:pPr>
+      <w:rPr>
+        <w:u w:val="none"/>
+      </w:rPr>
+    </w:lvl>
+  </w:abstractNum>
+  <w:abstractNum w:abstractNumId="7">
+    <w:lvl w:ilvl="0">
+      <w:start w:val="1"/>
+      <w:numFmt w:val="bullet"/>
+      <w:lvlText w:val="●"/>
+      <w:lvlJc w:val="left"/>
+      <w:pPr>
+        <w:ind w:left="720" w:hanging="360"/>
+      </w:pPr>
+      <w:rPr>
+        <w:u w:val="none"/>
+      </w:rPr>
+    </w:lvl>
+    <w:lvl w:ilvl="1">
+      <w:start w:val="1"/>
+      <w:numFmt w:val="bullet"/>
+      <w:lvlText w:val="○"/>
+      <w:lvlJc w:val="left"/>
+      <w:pPr>
+        <w:ind w:left="1440" w:hanging="360"/>
+      </w:pPr>
+      <w:rPr>
+        <w:u w:val="none"/>
+      </w:rPr>
+    </w:lvl>
+    <w:lvl w:ilvl="2">
+      <w:start w:val="1"/>
+      <w:numFmt w:val="bullet"/>
+      <w:lvlText w:val="■"/>
+      <w:lvlJc w:val="left"/>
+      <w:pPr>
+        <w:ind w:left="2160" w:hanging="360"/>
+      </w:pPr>
+      <w:rPr>
+        <w:u w:val="none"/>
+      </w:rPr>
+    </w:lvl>
+    <w:lvl w:ilvl="3">
+      <w:start w:val="1"/>
+      <w:numFmt w:val="bullet"/>
+      <w:lvlText w:val="●"/>
+      <w:lvlJc w:val="left"/>
+      <w:pPr>
+        <w:ind w:left="2880" w:hanging="360"/>
+      </w:pPr>
+      <w:rPr>
+        <w:u w:val="none"/>
+      </w:rPr>
+    </w:lvl>
+    <w:lvl w:ilvl="4">
+      <w:start w:val="1"/>
+      <w:numFmt w:val="bullet"/>
+      <w:lvlText w:val="○"/>
+      <w:lvlJc w:val="left"/>
+      <w:pPr>
+        <w:ind w:left="3600" w:hanging="360"/>
+      </w:pPr>
+      <w:rPr>
+        <w:u w:val="none"/>
+      </w:rPr>
+    </w:lvl>
+    <w:lvl w:ilvl="5">
+      <w:start w:val="1"/>
+      <w:numFmt w:val="bullet"/>
+      <w:lvlText w:val="■"/>
+      <w:lvlJc w:val="left"/>
+      <w:pPr>
+        <w:ind w:left="4320" w:hanging="360"/>
+      </w:pPr>
+      <w:rPr>
+        <w:u w:val="none"/>
+      </w:rPr>
+    </w:lvl>
+    <w:lvl w:ilvl="6">
+      <w:start w:val="1"/>
+      <w:numFmt w:val="bullet"/>
+      <w:lvlText w:val="●"/>
+      <w:lvlJc w:val="left"/>
+      <w:pPr>
+        <w:ind w:left="5040" w:hanging="360"/>
+      </w:pPr>
+      <w:rPr>
+        <w:u w:val="none"/>
+      </w:rPr>
+    </w:lvl>
+    <w:lvl w:ilvl="7">
+      <w:start w:val="1"/>
+      <w:numFmt w:val="bullet"/>
+      <w:lvlText w:val="○"/>
+      <w:lvlJc w:val="left"/>
+      <w:pPr>
+        <w:ind w:left="5760" w:hanging="360"/>
+      </w:pPr>
+      <w:rPr>
+        <w:u w:val="none"/>
+      </w:rPr>
+    </w:lvl>
+    <w:lvl w:ilvl="8">
+      <w:start w:val="1"/>
+      <w:numFmt w:val="bullet"/>
+      <w:lvlText w:val="■"/>
+      <w:lvlJc w:val="left"/>
+      <w:pPr>
+        <w:ind w:left="6480" w:hanging="360"/>
+      </w:pPr>
+      <w:rPr>
+        <w:u w:val="none"/>
+      </w:rPr>
+    </w:lvl>
+  </w:abstractNum>
+  <w:abstractNum w:abstractNumId="8">
     <w:lvl w:ilvl="0">
       <w:start w:val="1"/>
       <w:numFmt w:val="bullet"/>
@@ -7602,6 +8642,12 @@
   </w:num>
   <w:num w:numId="6">
     <w:abstractNumId w:val="6"/>
+  </w:num>
+  <w:num w:numId="7">
+    <w:abstractNumId w:val="7"/>
+  </w:num>
+  <w:num w:numId="8">
+    <w:abstractNumId w:val="8"/>
   </w:num>
 </w:numbering>
 </file>

--- a/Docs/Proyecto 1 Documentación (3).docx
+++ b/Docs/Proyecto 1 Documentación (3).docx
@@ -801,12 +801,12 @@
             <wp:extent cx="6586538" cy="4577949"/>
             <wp:effectExtent b="0" l="0" r="0" t="0"/>
             <wp:wrapSquare wrapText="bothSides" distB="114300" distT="114300" distL="114300" distR="114300"/>
-            <wp:docPr id="14" name="image14.png"/>
+            <wp:docPr id="17" name="image20.png"/>
             <a:graphic>
               <a:graphicData uri="http://schemas.openxmlformats.org/drawingml/2006/picture">
                 <pic:pic>
                   <pic:nvPicPr>
-                    <pic:cNvPr id="0" name="image14.png"/>
+                    <pic:cNvPr id="0" name="image20.png"/>
                     <pic:cNvPicPr preferRelativeResize="0"/>
                   </pic:nvPicPr>
                   <pic:blipFill>
@@ -3027,7 +3027,7 @@
               <w:rPr>
                 <w:rtl w:val="0"/>
               </w:rPr>
-              <w:t xml:space="preserve">NOT NULL</w:t>
+              <w:t xml:space="preserve">NULL</w:t>
             </w:r>
           </w:p>
           <w:p>
@@ -3042,6 +3042,19 @@
                 <w:rtl w:val="0"/>
               </w:rPr>
               <w:t xml:space="preserve">FK→ ubicaciones(id_ubicacion)</w:t>
+            </w:r>
+          </w:p>
+          <w:p>
+            <w:pPr>
+              <w:widowControl w:val="0"/>
+              <w:spacing w:line="240" w:lineRule="auto"/>
+              <w:rPr/>
+            </w:pPr>
+            <w:r>
+              <w:rPr>
+                <w:rtl w:val="0"/>
+              </w:rPr>
+              <w:t xml:space="preserve">ON DELETE SET NULL</w:t>
             </w:r>
           </w:p>
           <w:p>
@@ -3070,8 +3083,47 @@
           <w:szCs w:val="22"/>
         </w:rPr>
       </w:pPr>
-      <w:bookmarkStart w:colFirst="0" w:colLast="0" w:name="_b0aobtfqdzb0" w:id="3"/>
+      <w:bookmarkStart w:colFirst="0" w:colLast="0" w:name="_ectxg4xbtc59" w:id="3"/>
       <w:bookmarkEnd w:id="3"/>
+      <w:r>
+        <w:rPr>
+          <w:color w:val="000000"/>
+          <w:sz w:val="22"/>
+          <w:szCs w:val="22"/>
+          <w:rtl w:val="0"/>
+        </w:rPr>
+        <w:t xml:space="preserve">id_ubicacion se coloca ON DELETE SET NULL porque si se borra la ubicación, el evento sigue existiendo, se queda “sin ubicación” hasta que se decida actualizarlo y colocarle una.</w:t>
+      </w:r>
+    </w:p>
+    <w:p>
+      <w:pPr>
+        <w:rPr/>
+      </w:pPr>
+      <w:r>
+        <w:rPr>
+          <w:rtl w:val="0"/>
+        </w:rPr>
+        <w:t xml:space="preserve">Esto se puede pues id_ubicacion se colocó como NULL, no todos los eventos tienen ubicación (llamada de zoom por ejemplo).</w:t>
+      </w:r>
+      <w:r>
+        <w:rPr>
+          <w:rtl w:val="0"/>
+        </w:rPr>
+      </w:r>
+    </w:p>
+    <w:p>
+      <w:pPr>
+        <w:pStyle w:val="Heading4"/>
+        <w:keepNext w:val="0"/>
+        <w:keepLines w:val="0"/>
+        <w:rPr>
+          <w:color w:val="000000"/>
+          <w:sz w:val="22"/>
+          <w:szCs w:val="22"/>
+        </w:rPr>
+      </w:pPr>
+      <w:bookmarkStart w:colFirst="0" w:colLast="0" w:name="_b0aobtfqdzb0" w:id="4"/>
+      <w:bookmarkEnd w:id="4"/>
       <w:r>
         <w:rPr>
           <w:color w:val="000000"/>
@@ -3374,7 +3426,7 @@
               <w:rPr>
                 <w:rtl w:val="0"/>
               </w:rPr>
-              <w:t xml:space="preserve">*Nota: este código NO es una consulta precompilada, es una consulta parametrizada. Por eso se implementó en la interfaz GUI en Python. Como cada consulta es diferente (María puede consultar el histórico del Auditorio Principal y Carlos puede consultar el de la Sala de Conferencias B), se necesita que Python mande la consulta con la ubicación que el usuario escogió en ese momento.</w:t>
+              <w:t xml:space="preserve">*Nota: este código NO es una consulta precompilada, es una consulta parametrizada, por lo que no es una vista. Por eso se implementó en la interfaz GUI en Python. Como cada consulta es diferente (María puede consultar el histórico del Auditorio Principal y Carlos puede consultar el de la Sala de Conferencias B), se necesita que Python mande la consulta con la ubicación que el usuario escogió en ese momento.</w:t>
             </w:r>
           </w:p>
         </w:tc>
@@ -3483,12 +3535,12 @@
           <wp:inline distB="114300" distT="114300" distL="114300" distR="114300">
             <wp:extent cx="5731200" cy="5283200"/>
             <wp:effectExtent b="0" l="0" r="0" t="0"/>
-            <wp:docPr id="15" name="image12.png"/>
+            <wp:docPr id="21" name="image19.png"/>
             <a:graphic>
               <a:graphicData uri="http://schemas.openxmlformats.org/drawingml/2006/picture">
                 <pic:pic>
                   <pic:nvPicPr>
-                    <pic:cNvPr id="0" name="image12.png"/>
+                    <pic:cNvPr id="0" name="image19.png"/>
                     <pic:cNvPicPr preferRelativeResize="0"/>
                   </pic:nvPicPr>
                   <pic:blipFill>
@@ -3549,12 +3601,12 @@
           <wp:inline distB="114300" distT="114300" distL="114300" distR="114300">
             <wp:extent cx="5731200" cy="5562600"/>
             <wp:effectExtent b="0" l="0" r="0" t="0"/>
-            <wp:docPr id="12" name="image6.png"/>
+            <wp:docPr id="13" name="image9.png"/>
             <a:graphic>
               <a:graphicData uri="http://schemas.openxmlformats.org/drawingml/2006/picture">
                 <pic:pic>
                   <pic:nvPicPr>
-                    <pic:cNvPr id="0" name="image6.png"/>
+                    <pic:cNvPr id="0" name="image9.png"/>
                     <pic:cNvPicPr preferRelativeResize="0"/>
                   </pic:nvPicPr>
                   <pic:blipFill>
@@ -3610,10 +3662,15 @@
     </w:p>
     <w:p>
       <w:pPr>
-        <w:rPr/>
-      </w:pPr>
-      <w:r>
-        <w:rPr>
+        <w:rPr>
+          <w:b w:val="1"/>
+          <w:bCs w:val="1"/>
+        </w:rPr>
+      </w:pPr>
+      <w:r>
+        <w:rPr>
+          <w:b w:val="1"/>
+          <w:bCs w:val="1"/>
           <w:rtl w:val="0"/>
         </w:rPr>
         <w:t xml:space="preserve">Interfaz GUI</w:t>
@@ -3621,6 +3678,560 @@
     </w:p>
     <w:p>
       <w:pPr>
+        <w:rPr/>
+      </w:pPr>
+      <w:r>
+        <w:rPr/>
+        <w:drawing>
+          <wp:inline distB="114300" distT="114300" distL="114300" distR="114300">
+            <wp:extent cx="5731200" cy="3543300"/>
+            <wp:effectExtent b="0" l="0" r="0" t="0"/>
+            <wp:docPr id="16" name="image13.png"/>
+            <a:graphic>
+              <a:graphicData uri="http://schemas.openxmlformats.org/drawingml/2006/picture">
+                <pic:pic>
+                  <pic:nvPicPr>
+                    <pic:cNvPr id="0" name="image13.png"/>
+                    <pic:cNvPicPr preferRelativeResize="0"/>
+                  </pic:nvPicPr>
+                  <pic:blipFill>
+                    <a:blip r:embed="rId10"/>
+                    <a:srcRect b="0" l="0" r="0" t="0"/>
+                    <a:stretch>
+                      <a:fillRect/>
+                    </a:stretch>
+                  </pic:blipFill>
+                  <pic:spPr>
+                    <a:xfrm>
+                      <a:off x="0" y="0"/>
+                      <a:ext cx="5731200" cy="3543300"/>
+                    </a:xfrm>
+                    <a:prstGeom prst="rect"/>
+                    <a:ln/>
+                  </pic:spPr>
+                </pic:pic>
+              </a:graphicData>
+            </a:graphic>
+          </wp:inline>
+        </w:drawing>
+      </w:r>
+      <w:r>
+        <w:rPr>
+          <w:rtl w:val="0"/>
+        </w:rPr>
+      </w:r>
+    </w:p>
+    <w:p>
+      <w:pPr>
+        <w:rPr/>
+      </w:pPr>
+      <w:r>
+        <w:rPr>
+          <w:rtl w:val="0"/>
+        </w:rPr>
+      </w:r>
+    </w:p>
+    <w:p>
+      <w:pPr>
+        <w:rPr/>
+      </w:pPr>
+      <w:r>
+        <w:rPr>
+          <w:rtl w:val="0"/>
+        </w:rPr>
+        <w:t xml:space="preserve">Se creó la pestaña Ubicaciones (tareas y disponibilidad todavía no tienen nada, solo son la pestaña) con su respectiva pantalla para la gestión de ubicaciones.</w:t>
+      </w:r>
+    </w:p>
+    <w:p>
+      <w:pPr>
+        <w:rPr/>
+      </w:pPr>
+      <w:r>
+        <w:rPr>
+          <w:rtl w:val="0"/>
+        </w:rPr>
+        <w:t xml:space="preserve">Sus Componentes y Acciones son las siguientes:</w:t>
+      </w:r>
+    </w:p>
+    <w:p>
+      <w:pPr>
+        <w:numPr>
+          <w:ilvl w:val="1"/>
+          <w:numId w:val="1"/>
+        </w:numPr>
+        <w:ind w:left="720" w:hanging="360"/>
+      </w:pPr>
+      <w:r>
+        <w:rPr>
+          <w:rtl w:val="0"/>
+        </w:rPr>
+        <w:t xml:space="preserve">Tabla Central (Grid): Muestra el listado de ubicaciones con columnas detalladas como ID, Nombre, Ciudad, Dirección y Capacidad.</w:t>
+      </w:r>
+    </w:p>
+    <w:p>
+      <w:pPr>
+        <w:numPr>
+          <w:ilvl w:val="1"/>
+          <w:numId w:val="1"/>
+        </w:numPr>
+        <w:ind w:left="720" w:hanging="360"/>
+      </w:pPr>
+      <w:r>
+        <w:rPr>
+          <w:rtl w:val="0"/>
+        </w:rPr>
+        <w:t xml:space="preserve">Panel Lateral Derecho (Formulario): Permite ingresar o modificar los datos de las ubicaciones mediante campos de texto (nombre, ciudad, dirección y capacidad), botones de control operativo para Registrar ubicación, Actualizar seleccionada, Limpiar formulario, Eliminar seleccionada y los botones nuevo para generar el ranking de ubicaciones más utilizadas y ver el histórico de eventos.</w:t>
+      </w:r>
+    </w:p>
+    <w:p>
+      <w:pPr>
+        <w:ind w:left="0" w:firstLine="0"/>
+        <w:rPr/>
+      </w:pPr>
+      <w:r>
+        <w:rPr>
+          <w:rtl w:val="0"/>
+        </w:rPr>
+      </w:r>
+    </w:p>
+    <w:p>
+      <w:pPr>
+        <w:ind w:left="1440" w:firstLine="0"/>
+        <w:rPr/>
+      </w:pPr>
+      <w:r>
+        <w:rPr>
+          <w:rtl w:val="0"/>
+        </w:rPr>
+      </w:r>
+    </w:p>
+    <w:p>
+      <w:pPr>
+        <w:ind w:left="1440" w:firstLine="0"/>
+        <w:rPr/>
+      </w:pPr>
+      <w:r>
+        <w:rPr>
+          <w:rtl w:val="0"/>
+        </w:rPr>
+      </w:r>
+    </w:p>
+    <w:p>
+      <w:pPr>
+        <w:ind w:left="1440" w:firstLine="0"/>
+        <w:rPr/>
+      </w:pPr>
+      <w:r>
+        <w:rPr>
+          <w:rtl w:val="0"/>
+        </w:rPr>
+      </w:r>
+    </w:p>
+    <w:p>
+      <w:pPr>
+        <w:ind w:left="1440" w:firstLine="0"/>
+        <w:rPr/>
+      </w:pPr>
+      <w:r>
+        <w:rPr>
+          <w:rtl w:val="0"/>
+        </w:rPr>
+      </w:r>
+    </w:p>
+    <w:p>
+      <w:pPr>
+        <w:ind w:left="1440" w:firstLine="0"/>
+        <w:rPr/>
+      </w:pPr>
+      <w:r>
+        <w:rPr>
+          <w:rtl w:val="0"/>
+        </w:rPr>
+      </w:r>
+    </w:p>
+    <w:p>
+      <w:pPr>
+        <w:ind w:left="1440" w:firstLine="0"/>
+        <w:rPr/>
+      </w:pPr>
+      <w:r>
+        <w:rPr>
+          <w:rtl w:val="0"/>
+        </w:rPr>
+      </w:r>
+    </w:p>
+    <w:p>
+      <w:pPr>
+        <w:ind w:left="1440" w:firstLine="0"/>
+        <w:rPr/>
+      </w:pPr>
+      <w:r>
+        <w:rPr>
+          <w:rtl w:val="0"/>
+        </w:rPr>
+      </w:r>
+    </w:p>
+    <w:p>
+      <w:pPr>
+        <w:ind w:left="0" w:firstLine="0"/>
+        <w:rPr/>
+      </w:pPr>
+      <w:r>
+        <w:rPr>
+          <w:rtl w:val="0"/>
+        </w:rPr>
+      </w:r>
+    </w:p>
+    <w:p>
+      <w:pPr>
+        <w:ind w:left="0" w:firstLine="0"/>
+        <w:rPr/>
+      </w:pPr>
+      <w:r>
+        <w:rPr>
+          <w:rtl w:val="0"/>
+        </w:rPr>
+      </w:r>
+    </w:p>
+    <w:p>
+      <w:pPr>
+        <w:ind w:left="0" w:firstLine="0"/>
+        <w:rPr/>
+      </w:pPr>
+      <w:r>
+        <w:rPr>
+          <w:rtl w:val="0"/>
+        </w:rPr>
+      </w:r>
+    </w:p>
+    <w:p>
+      <w:pPr>
+        <w:ind w:left="0" w:firstLine="0"/>
+        <w:rPr/>
+      </w:pPr>
+      <w:r>
+        <w:rPr>
+          <w:rtl w:val="0"/>
+        </w:rPr>
+      </w:r>
+    </w:p>
+    <w:p>
+      <w:pPr>
+        <w:ind w:left="0" w:firstLine="0"/>
+        <w:rPr/>
+      </w:pPr>
+      <w:r>
+        <w:rPr>
+          <w:rtl w:val="0"/>
+        </w:rPr>
+      </w:r>
+    </w:p>
+    <w:p>
+      <w:pPr>
+        <w:ind w:left="0" w:firstLine="0"/>
+        <w:rPr/>
+      </w:pPr>
+      <w:r>
+        <w:rPr>
+          <w:rtl w:val="0"/>
+        </w:rPr>
+      </w:r>
+    </w:p>
+    <w:p>
+      <w:pPr>
+        <w:ind w:left="0" w:firstLine="0"/>
+        <w:rPr/>
+      </w:pPr>
+      <w:r>
+        <w:rPr>
+          <w:rtl w:val="0"/>
+        </w:rPr>
+      </w:r>
+    </w:p>
+    <w:p>
+      <w:pPr>
+        <w:ind w:left="0" w:firstLine="0"/>
+        <w:rPr/>
+      </w:pPr>
+      <w:r>
+        <w:rPr>
+          <w:rtl w:val="0"/>
+        </w:rPr>
+      </w:r>
+    </w:p>
+    <w:p>
+      <w:pPr>
+        <w:ind w:left="0" w:firstLine="0"/>
+        <w:rPr/>
+      </w:pPr>
+      <w:r>
+        <w:rPr/>
+        <w:drawing>
+          <wp:inline distB="114300" distT="114300" distL="114300" distR="114300">
+            <wp:extent cx="5731200" cy="3543300"/>
+            <wp:effectExtent b="0" l="0" r="0" t="0"/>
+            <wp:docPr id="14" name="image7.png"/>
+            <a:graphic>
+              <a:graphicData uri="http://schemas.openxmlformats.org/drawingml/2006/picture">
+                <pic:pic>
+                  <pic:nvPicPr>
+                    <pic:cNvPr id="0" name="image7.png"/>
+                    <pic:cNvPicPr preferRelativeResize="0"/>
+                  </pic:nvPicPr>
+                  <pic:blipFill>
+                    <a:blip r:embed="rId11"/>
+                    <a:srcRect b="0" l="0" r="0" t="0"/>
+                    <a:stretch>
+                      <a:fillRect/>
+                    </a:stretch>
+                  </pic:blipFill>
+                  <pic:spPr>
+                    <a:xfrm>
+                      <a:off x="0" y="0"/>
+                      <a:ext cx="5731200" cy="3543300"/>
+                    </a:xfrm>
+                    <a:prstGeom prst="rect"/>
+                    <a:ln/>
+                  </pic:spPr>
+                </pic:pic>
+              </a:graphicData>
+            </a:graphic>
+          </wp:inline>
+        </w:drawing>
+      </w:r>
+      <w:r>
+        <w:rPr>
+          <w:rtl w:val="0"/>
+        </w:rPr>
+      </w:r>
+    </w:p>
+    <w:p>
+      <w:pPr>
+        <w:ind w:left="0" w:firstLine="0"/>
+        <w:rPr/>
+      </w:pPr>
+      <w:r>
+        <w:rPr>
+          <w:rtl w:val="0"/>
+        </w:rPr>
+        <w:t xml:space="preserve">Se prueba el primer botón “Ranking de ubicaciones”</w:t>
+      </w:r>
+    </w:p>
+    <w:p>
+      <w:pPr>
+        <w:ind w:left="0" w:firstLine="0"/>
+        <w:rPr/>
+      </w:pPr>
+      <w:r>
+        <w:rPr>
+          <w:rtl w:val="0"/>
+        </w:rPr>
+      </w:r>
+    </w:p>
+    <w:p>
+      <w:pPr>
+        <w:ind w:left="0" w:firstLine="0"/>
+        <w:rPr/>
+      </w:pPr>
+      <w:r>
+        <w:rPr/>
+        <w:drawing>
+          <wp:inline distB="114300" distT="114300" distL="114300" distR="114300">
+            <wp:extent cx="5731200" cy="3517900"/>
+            <wp:effectExtent b="0" l="0" r="0" t="0"/>
+            <wp:docPr id="15" name="image14.png"/>
+            <a:graphic>
+              <a:graphicData uri="http://schemas.openxmlformats.org/drawingml/2006/picture">
+                <pic:pic>
+                  <pic:nvPicPr>
+                    <pic:cNvPr id="0" name="image14.png"/>
+                    <pic:cNvPicPr preferRelativeResize="0"/>
+                  </pic:nvPicPr>
+                  <pic:blipFill>
+                    <a:blip r:embed="rId12"/>
+                    <a:srcRect b="0" l="0" r="0" t="0"/>
+                    <a:stretch>
+                      <a:fillRect/>
+                    </a:stretch>
+                  </pic:blipFill>
+                  <pic:spPr>
+                    <a:xfrm>
+                      <a:off x="0" y="0"/>
+                      <a:ext cx="5731200" cy="3517900"/>
+                    </a:xfrm>
+                    <a:prstGeom prst="rect"/>
+                    <a:ln/>
+                  </pic:spPr>
+                </pic:pic>
+              </a:graphicData>
+            </a:graphic>
+          </wp:inline>
+        </w:drawing>
+      </w:r>
+      <w:r>
+        <w:rPr>
+          <w:rtl w:val="0"/>
+        </w:rPr>
+      </w:r>
+    </w:p>
+    <w:p>
+      <w:pPr>
+        <w:ind w:left="0" w:firstLine="0"/>
+        <w:rPr/>
+      </w:pPr>
+      <w:r>
+        <w:rPr>
+          <w:rtl w:val="0"/>
+        </w:rPr>
+      </w:r>
+    </w:p>
+    <w:p>
+      <w:pPr>
+        <w:ind w:left="0" w:firstLine="0"/>
+        <w:rPr/>
+      </w:pPr>
+      <w:r>
+        <w:rPr>
+          <w:rtl w:val="0"/>
+        </w:rPr>
+        <w:t xml:space="preserve">Se prueba el segundo botón “Ver histórico de eventos”</w:t>
+      </w:r>
+    </w:p>
+    <w:p>
+      <w:pPr>
+        <w:ind w:left="0" w:firstLine="0"/>
+        <w:rPr/>
+      </w:pPr>
+      <w:r>
+        <w:br w:type="page"/>
+      </w:r>
+      <w:r>
+        <w:rPr>
+          <w:rtl w:val="0"/>
+        </w:rPr>
+      </w:r>
+    </w:p>
+    <w:p>
+      <w:pPr>
+        <w:ind w:left="0" w:firstLine="0"/>
+        <w:rPr/>
+      </w:pPr>
+      <w:r>
+        <w:rPr/>
+        <w:drawing>
+          <wp:inline distB="114300" distT="114300" distL="114300" distR="114300">
+            <wp:extent cx="5731200" cy="3517900"/>
+            <wp:effectExtent b="0" l="0" r="0" t="0"/>
+            <wp:docPr id="1" name="image3.png"/>
+            <a:graphic>
+              <a:graphicData uri="http://schemas.openxmlformats.org/drawingml/2006/picture">
+                <pic:pic>
+                  <pic:nvPicPr>
+                    <pic:cNvPr id="0" name="image3.png"/>
+                    <pic:cNvPicPr preferRelativeResize="0"/>
+                  </pic:nvPicPr>
+                  <pic:blipFill>
+                    <a:blip r:embed="rId13"/>
+                    <a:srcRect b="0" l="0" r="0" t="0"/>
+                    <a:stretch>
+                      <a:fillRect/>
+                    </a:stretch>
+                  </pic:blipFill>
+                  <pic:spPr>
+                    <a:xfrm>
+                      <a:off x="0" y="0"/>
+                      <a:ext cx="5731200" cy="3517900"/>
+                    </a:xfrm>
+                    <a:prstGeom prst="rect"/>
+                    <a:ln/>
+                  </pic:spPr>
+                </pic:pic>
+              </a:graphicData>
+            </a:graphic>
+          </wp:inline>
+        </w:drawing>
+      </w:r>
+      <w:r>
+        <w:rPr>
+          <w:rtl w:val="0"/>
+        </w:rPr>
+      </w:r>
+    </w:p>
+    <w:p>
+      <w:pPr>
+        <w:ind w:left="0" w:firstLine="0"/>
+        <w:rPr/>
+      </w:pPr>
+      <w:r>
+        <w:rPr>
+          <w:rtl w:val="0"/>
+        </w:rPr>
+      </w:r>
+    </w:p>
+    <w:p>
+      <w:pPr>
+        <w:ind w:left="0" w:firstLine="0"/>
+        <w:rPr/>
+      </w:pPr>
+      <w:r>
+        <w:rPr>
+          <w:rtl w:val="0"/>
+        </w:rPr>
+        <w:t xml:space="preserve">Se añade la columna ubicación a la pantalla de eventos en la GUI.</w:t>
+      </w:r>
+    </w:p>
+    <w:p>
+      <w:pPr>
+        <w:rPr/>
+      </w:pPr>
+      <w:r>
+        <w:rPr>
+          <w:rtl w:val="0"/>
+        </w:rPr>
+        <w:t xml:space="preserve">Sus Componentes y Acciones son las siguientes:</w:t>
+      </w:r>
+    </w:p>
+    <w:p>
+      <w:pPr>
+        <w:numPr>
+          <w:ilvl w:val="1"/>
+          <w:numId w:val="1"/>
+        </w:numPr>
+        <w:ind w:left="720" w:hanging="360"/>
+      </w:pPr>
+      <w:r>
+        <w:rPr>
+          <w:rtl w:val="0"/>
+        </w:rPr>
+        <w:t xml:space="preserve">Tabla Central (Grid): Muestra el listado de eventos con la columna ubicación integrada, muestra la ubicación de cada evento</w:t>
+      </w:r>
+    </w:p>
+    <w:p>
+      <w:pPr>
+        <w:numPr>
+          <w:ilvl w:val="1"/>
+          <w:numId w:val="7"/>
+        </w:numPr>
+        <w:ind w:left="720" w:hanging="360"/>
+      </w:pPr>
+      <w:r>
+        <w:rPr>
+          <w:rtl w:val="0"/>
+        </w:rPr>
+        <w:t xml:space="preserve">Panel Lateral Derecho (Formulario): Se incluyó un selector desplegable (dropdown) como el de propietario y categoría pero para la ubicación. </w:t>
+      </w:r>
+      <w:r>
+        <w:br w:type="page"/>
+      </w:r>
+      <w:r>
+        <w:rPr>
+          <w:rtl w:val="0"/>
+        </w:rPr>
+      </w:r>
+    </w:p>
+    <w:p>
+      <w:pPr>
+        <w:ind w:left="0" w:firstLine="0"/>
         <w:rPr/>
       </w:pPr>
       <w:r>
@@ -3629,7 +4240,7 @@
           <wp:inline distB="114300" distT="114300" distL="114300" distR="114300">
             <wp:extent cx="5731200" cy="3530600"/>
             <wp:effectExtent b="0" l="0" r="0" t="0"/>
-            <wp:docPr id="13" name="image10.png"/>
+            <wp:docPr id="12" name="image10.png"/>
             <a:graphic>
               <a:graphicData uri="http://schemas.openxmlformats.org/drawingml/2006/picture">
                 <pic:pic>
@@ -3638,7 +4249,7 @@
                     <pic:cNvPicPr preferRelativeResize="0"/>
                   </pic:nvPicPr>
                   <pic:blipFill>
-                    <a:blip r:embed="rId10"/>
+                    <a:blip r:embed="rId14"/>
                     <a:srcRect b="0" l="0" r="0" t="0"/>
                     <a:stretch>
                       <a:fillRect/>
@@ -3666,145 +4277,6 @@
     </w:p>
     <w:p>
       <w:pPr>
-        <w:rPr/>
-      </w:pPr>
-      <w:r>
-        <w:rPr>
-          <w:rtl w:val="0"/>
-        </w:rPr>
-      </w:r>
-    </w:p>
-    <w:p>
-      <w:pPr>
-        <w:rPr/>
-      </w:pPr>
-      <w:r>
-        <w:rPr>
-          <w:rtl w:val="0"/>
-        </w:rPr>
-        <w:t xml:space="preserve">Se creó la pestaña Ubicaciones (tareas y disponibilidad todavía no tienen nada, solo son la pestaña) con su respectiva pantalla para la gestión de ubicaciones.</w:t>
-      </w:r>
-    </w:p>
-    <w:p>
-      <w:pPr>
-        <w:rPr/>
-      </w:pPr>
-      <w:r>
-        <w:rPr>
-          <w:rtl w:val="0"/>
-        </w:rPr>
-        <w:t xml:space="preserve">Sus Componentes y Acciones son las siguientes:</w:t>
-      </w:r>
-    </w:p>
-    <w:p>
-      <w:pPr>
-        <w:numPr>
-          <w:ilvl w:val="1"/>
-          <w:numId w:val="1"/>
-        </w:numPr>
-        <w:ind w:left="720" w:hanging="360"/>
-      </w:pPr>
-      <w:r>
-        <w:rPr>
-          <w:rtl w:val="0"/>
-        </w:rPr>
-        <w:t xml:space="preserve">Tabla Central (Grid): Muestra el listado de ubicaciones con columnas detalladas como ID, Nombre, Ciudad, Dirección y Capacidad.</w:t>
-      </w:r>
-    </w:p>
-    <w:p>
-      <w:pPr>
-        <w:numPr>
-          <w:ilvl w:val="1"/>
-          <w:numId w:val="1"/>
-        </w:numPr>
-        <w:ind w:left="720" w:hanging="360"/>
-      </w:pPr>
-      <w:r>
-        <w:rPr>
-          <w:rtl w:val="0"/>
-        </w:rPr>
-        <w:t xml:space="preserve">Panel Lateral Derecho (Formulario): Permite ingresar o modificar los datos de las ubicaciones mediante campos de texto (nombre, ciudad, dirección y capacidad), botones de control operativo para Registrar ubicación, Actualizar seleccionada, Limpiar formulario, Eliminar seleccionada y un botón para Generar el ranking de ubicaciones más utilizadas.</w:t>
-      </w:r>
-    </w:p>
-    <w:p>
-      <w:pPr>
-        <w:ind w:left="1440" w:firstLine="0"/>
-        <w:rPr/>
-      </w:pPr>
-      <w:r>
-        <w:rPr>
-          <w:rtl w:val="0"/>
-        </w:rPr>
-      </w:r>
-    </w:p>
-    <w:p>
-      <w:pPr>
-        <w:ind w:left="1440" w:firstLine="0"/>
-        <w:rPr/>
-      </w:pPr>
-      <w:r>
-        <w:rPr>
-          <w:rtl w:val="0"/>
-        </w:rPr>
-      </w:r>
-    </w:p>
-    <w:p>
-      <w:pPr>
-        <w:ind w:left="1440" w:firstLine="0"/>
-        <w:rPr/>
-      </w:pPr>
-      <w:r>
-        <w:rPr>
-          <w:rtl w:val="0"/>
-        </w:rPr>
-      </w:r>
-    </w:p>
-    <w:p>
-      <w:pPr>
-        <w:ind w:left="1440" w:firstLine="0"/>
-        <w:rPr/>
-      </w:pPr>
-      <w:r>
-        <w:rPr>
-          <w:rtl w:val="0"/>
-        </w:rPr>
-      </w:r>
-    </w:p>
-    <w:p>
-      <w:pPr>
-        <w:ind w:left="1440" w:firstLine="0"/>
-        <w:rPr/>
-      </w:pPr>
-      <w:r>
-        <w:rPr>
-          <w:rtl w:val="0"/>
-        </w:rPr>
-      </w:r>
-    </w:p>
-    <w:p>
-      <w:pPr>
-        <w:ind w:left="1440" w:firstLine="0"/>
-        <w:rPr/>
-      </w:pPr>
-      <w:r>
-        <w:rPr>
-          <w:rtl w:val="0"/>
-        </w:rPr>
-      </w:r>
-    </w:p>
-    <w:p>
-      <w:pPr>
-        <w:ind w:left="1440" w:firstLine="0"/>
-        <w:rPr/>
-      </w:pPr>
-      <w:r>
-        <w:rPr>
-          <w:rtl w:val="0"/>
-        </w:rPr>
-      </w:r>
-    </w:p>
-    <w:p>
-      <w:pPr>
         <w:ind w:left="0" w:firstLine="0"/>
         <w:rPr/>
       </w:pPr>
@@ -3812,6 +4284,7 @@
         <w:rPr>
           <w:rtl w:val="0"/>
         </w:rPr>
+        <w:t xml:space="preserve">Se prueba que el trigger evitar_traslapes() funcione correctamente, el trigger vive en la base de datos, Python solo envía el insert y si Postgre detecta un solapamiento, Python muestra el error.</w:t>
       </w:r>
     </w:p>
     <w:p>
@@ -3819,295 +4292,6 @@
         <w:ind w:left="0" w:firstLine="0"/>
         <w:rPr/>
       </w:pPr>
-      <w:r>
-        <w:rPr>
-          <w:rtl w:val="0"/>
-        </w:rPr>
-      </w:r>
-    </w:p>
-    <w:p>
-      <w:pPr>
-        <w:ind w:left="0" w:firstLine="0"/>
-        <w:rPr/>
-      </w:pPr>
-      <w:r>
-        <w:rPr>
-          <w:rtl w:val="0"/>
-        </w:rPr>
-      </w:r>
-    </w:p>
-    <w:p>
-      <w:pPr>
-        <w:ind w:left="0" w:firstLine="0"/>
-        <w:rPr/>
-      </w:pPr>
-      <w:r>
-        <w:rPr>
-          <w:rtl w:val="0"/>
-        </w:rPr>
-      </w:r>
-    </w:p>
-    <w:p>
-      <w:pPr>
-        <w:ind w:left="0" w:firstLine="0"/>
-        <w:rPr/>
-      </w:pPr>
-      <w:r>
-        <w:rPr>
-          <w:rtl w:val="0"/>
-        </w:rPr>
-      </w:r>
-    </w:p>
-    <w:p>
-      <w:pPr>
-        <w:ind w:left="0" w:firstLine="0"/>
-        <w:rPr/>
-      </w:pPr>
-      <w:r>
-        <w:rPr>
-          <w:rtl w:val="0"/>
-        </w:rPr>
-      </w:r>
-    </w:p>
-    <w:p>
-      <w:pPr>
-        <w:ind w:left="0" w:firstLine="0"/>
-        <w:rPr/>
-      </w:pPr>
-      <w:r>
-        <w:rPr>
-          <w:rtl w:val="0"/>
-        </w:rPr>
-      </w:r>
-    </w:p>
-    <w:p>
-      <w:pPr>
-        <w:ind w:left="0" w:firstLine="0"/>
-        <w:rPr/>
-      </w:pPr>
-      <w:r>
-        <w:rPr>
-          <w:rtl w:val="0"/>
-        </w:rPr>
-      </w:r>
-    </w:p>
-    <w:p>
-      <w:pPr>
-        <w:ind w:left="0" w:firstLine="0"/>
-        <w:rPr/>
-      </w:pPr>
-      <w:r>
-        <w:br w:type="page"/>
-      </w:r>
-      <w:r>
-        <w:rPr>
-          <w:rtl w:val="0"/>
-        </w:rPr>
-      </w:r>
-    </w:p>
-    <w:p>
-      <w:pPr>
-        <w:ind w:left="0" w:firstLine="0"/>
-        <w:rPr/>
-      </w:pPr>
-      <w:r>
-        <w:rPr>
-          <w:rtl w:val="0"/>
-        </w:rPr>
-      </w:r>
-      <w:r>
-        <w:drawing>
-          <wp:anchor allowOverlap="1" behindDoc="0" distB="114300" distT="114300" distL="114300" distR="114300" hidden="0" layoutInCell="1" locked="0" relativeHeight="0" simplePos="0">
-            <wp:simplePos x="0" y="0"/>
-            <wp:positionH relativeFrom="column">
-              <wp:posOffset>-249074</wp:posOffset>
-            </wp:positionH>
-            <wp:positionV relativeFrom="paragraph">
-              <wp:posOffset>114300</wp:posOffset>
-            </wp:positionV>
-            <wp:extent cx="6224588" cy="3813795"/>
-            <wp:effectExtent b="0" l="0" r="0" t="0"/>
-            <wp:wrapSquare wrapText="bothSides" distB="114300" distT="114300" distL="114300" distR="114300"/>
-            <wp:docPr id="7" name="image4.png"/>
-            <a:graphic>
-              <a:graphicData uri="http://schemas.openxmlformats.org/drawingml/2006/picture">
-                <pic:pic>
-                  <pic:nvPicPr>
-                    <pic:cNvPr id="0" name="image4.png"/>
-                    <pic:cNvPicPr preferRelativeResize="0"/>
-                  </pic:nvPicPr>
-                  <pic:blipFill>
-                    <a:blip r:embed="rId11"/>
-                    <a:srcRect b="0" l="0" r="0" t="0"/>
-                    <a:stretch>
-                      <a:fillRect/>
-                    </a:stretch>
-                  </pic:blipFill>
-                  <pic:spPr>
-                    <a:xfrm>
-                      <a:off x="0" y="0"/>
-                      <a:ext cx="6224588" cy="3813795"/>
-                    </a:xfrm>
-                    <a:prstGeom prst="rect"/>
-                    <a:ln/>
-                  </pic:spPr>
-                </pic:pic>
-              </a:graphicData>
-            </a:graphic>
-          </wp:anchor>
-        </w:drawing>
-      </w:r>
-    </w:p>
-    <w:p>
-      <w:pPr>
-        <w:ind w:left="0" w:firstLine="0"/>
-        <w:rPr/>
-      </w:pPr>
-      <w:r>
-        <w:rPr>
-          <w:rtl w:val="0"/>
-        </w:rPr>
-      </w:r>
-    </w:p>
-    <w:p>
-      <w:pPr>
-        <w:ind w:left="0" w:firstLine="0"/>
-        <w:rPr/>
-      </w:pPr>
-      <w:r>
-        <w:rPr>
-          <w:rtl w:val="0"/>
-        </w:rPr>
-        <w:t xml:space="preserve">Se añade la columna ubicación a la pantalla de eventos en la GUI.</w:t>
-      </w:r>
-    </w:p>
-    <w:p>
-      <w:pPr>
-        <w:rPr/>
-      </w:pPr>
-      <w:r>
-        <w:rPr>
-          <w:rtl w:val="0"/>
-        </w:rPr>
-        <w:t xml:space="preserve">Sus Componentes y Acciones son las siguientes:</w:t>
-      </w:r>
-    </w:p>
-    <w:p>
-      <w:pPr>
-        <w:numPr>
-          <w:ilvl w:val="1"/>
-          <w:numId w:val="1"/>
-        </w:numPr>
-        <w:ind w:left="720" w:hanging="360"/>
-      </w:pPr>
-      <w:r>
-        <w:rPr>
-          <w:rtl w:val="0"/>
-        </w:rPr>
-        <w:t xml:space="preserve">Tabla Central (Grid): Muestra el listado de eventos con la columna ubicación integrada, muestra la ubicación de cada evento</w:t>
-      </w:r>
-    </w:p>
-    <w:p>
-      <w:pPr>
-        <w:numPr>
-          <w:ilvl w:val="1"/>
-          <w:numId w:val="7"/>
-        </w:numPr>
-        <w:ind w:left="720" w:hanging="360"/>
-      </w:pPr>
-      <w:r>
-        <w:rPr>
-          <w:rtl w:val="0"/>
-        </w:rPr>
-        <w:t xml:space="preserve">Panel Lateral Derecho (Formulario): Se incluyó un selector desplegable como el de propietario y categoría pero para la ubicación. </w:t>
-      </w:r>
-    </w:p>
-    <w:p>
-      <w:pPr>
-        <w:ind w:left="0" w:firstLine="0"/>
-        <w:rPr/>
-      </w:pPr>
-      <w:r>
-        <w:br w:type="page"/>
-      </w:r>
-      <w:r>
-        <w:rPr>
-          <w:rtl w:val="0"/>
-        </w:rPr>
-      </w:r>
-    </w:p>
-    <w:p>
-      <w:pPr>
-        <w:ind w:left="0" w:firstLine="0"/>
-        <w:rPr/>
-      </w:pPr>
-      <w:r>
-        <w:rPr>
-          <w:rtl w:val="0"/>
-        </w:rPr>
-      </w:r>
-      <w:r>
-        <w:drawing>
-          <wp:anchor allowOverlap="1" behindDoc="0" distB="114300" distT="114300" distL="114300" distR="114300" hidden="0" layoutInCell="1" locked="0" relativeHeight="0" simplePos="0">
-            <wp:simplePos x="0" y="0"/>
-            <wp:positionH relativeFrom="column">
-              <wp:posOffset>-247649</wp:posOffset>
-            </wp:positionH>
-            <wp:positionV relativeFrom="paragraph">
-              <wp:posOffset>114300</wp:posOffset>
-            </wp:positionV>
-            <wp:extent cx="6170437" cy="3810000"/>
-            <wp:effectExtent b="0" l="0" r="0" t="0"/>
-            <wp:wrapSquare wrapText="bothSides" distB="114300" distT="114300" distL="114300" distR="114300"/>
-            <wp:docPr id="5" name="image7.png"/>
-            <a:graphic>
-              <a:graphicData uri="http://schemas.openxmlformats.org/drawingml/2006/picture">
-                <pic:pic>
-                  <pic:nvPicPr>
-                    <pic:cNvPr id="0" name="image7.png"/>
-                    <pic:cNvPicPr preferRelativeResize="0"/>
-                  </pic:nvPicPr>
-                  <pic:blipFill>
-                    <a:blip r:embed="rId12"/>
-                    <a:srcRect b="0" l="0" r="0" t="0"/>
-                    <a:stretch>
-                      <a:fillRect/>
-                    </a:stretch>
-                  </pic:blipFill>
-                  <pic:spPr>
-                    <a:xfrm>
-                      <a:off x="0" y="0"/>
-                      <a:ext cx="6170437" cy="3810000"/>
-                    </a:xfrm>
-                    <a:prstGeom prst="rect"/>
-                    <a:ln/>
-                  </pic:spPr>
-                </pic:pic>
-              </a:graphicData>
-            </a:graphic>
-          </wp:anchor>
-        </w:drawing>
-      </w:r>
-    </w:p>
-    <w:p>
-      <w:pPr>
-        <w:ind w:left="0" w:firstLine="0"/>
-        <w:rPr/>
-      </w:pPr>
-      <w:r>
-        <w:rPr>
-          <w:rtl w:val="0"/>
-        </w:rPr>
-        <w:t xml:space="preserve">Se prueba que el trigger evitar_traslapes() funcione correctamente, el trigger vive en la base de datos, Python solo envía el insert y si Postgre detecta un solapamiento, Python muestra el error.</w:t>
-      </w:r>
-    </w:p>
-    <w:p>
-      <w:pPr>
-        <w:rPr/>
-      </w:pPr>
-      <w:r>
-        <w:br w:type="page"/>
-      </w:r>
       <w:r>
         <w:rPr>
           <w:rtl w:val="0"/>
@@ -4122,163 +4306,9 @@
         <w:rPr/>
         <w:drawing>
           <wp:inline distB="114300" distT="114300" distL="114300" distR="114300">
-            <wp:extent cx="5731200" cy="3530600"/>
+            <wp:extent cx="5731200" cy="3492500"/>
             <wp:effectExtent b="0" l="0" r="0" t="0"/>
-            <wp:docPr id="3" name="image5.png"/>
-            <a:graphic>
-              <a:graphicData uri="http://schemas.openxmlformats.org/drawingml/2006/picture">
-                <pic:pic>
-                  <pic:nvPicPr>
-                    <pic:cNvPr id="0" name="image5.png"/>
-                    <pic:cNvPicPr preferRelativeResize="0"/>
-                  </pic:nvPicPr>
-                  <pic:blipFill>
-                    <a:blip r:embed="rId13"/>
-                    <a:srcRect b="0" l="0" r="0" t="0"/>
-                    <a:stretch>
-                      <a:fillRect/>
-                    </a:stretch>
-                  </pic:blipFill>
-                  <pic:spPr>
-                    <a:xfrm>
-                      <a:off x="0" y="0"/>
-                      <a:ext cx="5731200" cy="3530600"/>
-                    </a:xfrm>
-                    <a:prstGeom prst="rect"/>
-                    <a:ln/>
-                  </pic:spPr>
-                </pic:pic>
-              </a:graphicData>
-            </a:graphic>
-          </wp:inline>
-        </w:drawing>
-      </w:r>
-      <w:r>
-        <w:rPr>
-          <w:rtl w:val="0"/>
-        </w:rPr>
-      </w:r>
-    </w:p>
-    <w:p>
-      <w:pPr>
-        <w:rPr/>
-      </w:pPr>
-      <w:r>
-        <w:rPr>
-          <w:rtl w:val="0"/>
-        </w:rPr>
-        <w:t xml:space="preserve">Se prueba la restricción que la fecha de inicio de un evento no puede ser después de su fecha final.</w:t>
-      </w:r>
-    </w:p>
-    <w:p>
-      <w:pPr>
-        <w:rPr/>
-      </w:pPr>
-      <w:r>
-        <w:rPr>
-          <w:rtl w:val="0"/>
-        </w:rPr>
-      </w:r>
-    </w:p>
-    <w:p>
-      <w:pPr>
-        <w:spacing w:after="240" w:before="240" w:lineRule="auto"/>
-        <w:ind w:left="0" w:firstLine="0"/>
-        <w:rPr>
-          <w:b w:val="1"/>
-          <w:bCs w:val="1"/>
-        </w:rPr>
-      </w:pPr>
-      <w:r>
-        <w:rPr>
-          <w:b w:val="1"/>
-          <w:bCs w:val="1"/>
-        </w:rPr>
-        <w:drawing>
-          <wp:inline distB="114300" distT="114300" distL="114300" distR="114300">
-            <wp:extent cx="5731200" cy="3479800"/>
-            <wp:effectExtent b="0" l="0" r="0" t="0"/>
-            <wp:docPr id="1" name="image3.png"/>
-            <a:graphic>
-              <a:graphicData uri="http://schemas.openxmlformats.org/drawingml/2006/picture">
-                <pic:pic>
-                  <pic:nvPicPr>
-                    <pic:cNvPr id="0" name="image3.png"/>
-                    <pic:cNvPicPr preferRelativeResize="0"/>
-                  </pic:nvPicPr>
-                  <pic:blipFill>
-                    <a:blip r:embed="rId14"/>
-                    <a:srcRect b="0" l="0" r="0" t="0"/>
-                    <a:stretch>
-                      <a:fillRect/>
-                    </a:stretch>
-                  </pic:blipFill>
-                  <pic:spPr>
-                    <a:xfrm>
-                      <a:off x="0" y="0"/>
-                      <a:ext cx="5731200" cy="3479800"/>
-                    </a:xfrm>
-                    <a:prstGeom prst="rect"/>
-                    <a:ln/>
-                  </pic:spPr>
-                </pic:pic>
-              </a:graphicData>
-            </a:graphic>
-          </wp:inline>
-        </w:drawing>
-      </w:r>
-      <w:r>
-        <w:rPr>
-          <w:rtl w:val="0"/>
-        </w:rPr>
-      </w:r>
-    </w:p>
-    <w:p>
-      <w:pPr>
-        <w:spacing w:after="240" w:before="240" w:lineRule="auto"/>
-        <w:ind w:left="0" w:firstLine="0"/>
-        <w:rPr/>
-      </w:pPr>
-      <w:r>
-        <w:rPr>
-          <w:rtl w:val="0"/>
-        </w:rPr>
-        <w:t xml:space="preserve">Se crearon más eventos para probar el ranking de ubicaciones y la consulta de histórico de eventos.</w:t>
-      </w:r>
-      <w:r>
-        <w:br w:type="page"/>
-      </w:r>
-      <w:r>
-        <w:rPr>
-          <w:rtl w:val="0"/>
-        </w:rPr>
-      </w:r>
-    </w:p>
-    <w:p>
-      <w:pPr>
-        <w:spacing w:after="240" w:before="240" w:lineRule="auto"/>
-        <w:ind w:left="0" w:firstLine="0"/>
-        <w:rPr/>
-      </w:pPr>
-      <w:r>
-        <w:rPr>
-          <w:rtl w:val="0"/>
-        </w:rPr>
-      </w:r>
-      <w:r>
-        <w:drawing>
-          <wp:anchor allowOverlap="1" behindDoc="0" distB="114300" distT="114300" distL="114300" distR="114300" hidden="0" layoutInCell="1" locked="0" relativeHeight="0" simplePos="0">
-            <wp:simplePos x="0" y="0"/>
-            <wp:positionH relativeFrom="column">
-              <wp:posOffset>-219074</wp:posOffset>
-            </wp:positionH>
-            <wp:positionV relativeFrom="paragraph">
-              <wp:posOffset>114300</wp:posOffset>
-            </wp:positionV>
-            <wp:extent cx="6151338" cy="3762375"/>
-            <wp:effectExtent b="0" l="0" r="0" t="0"/>
-            <wp:wrapSquare wrapText="bothSides" distB="114300" distT="114300" distL="114300" distR="114300"/>
-            <wp:docPr id="6" name="image2.png"/>
+            <wp:docPr id="7" name="image2.png"/>
             <a:graphic>
               <a:graphicData uri="http://schemas.openxmlformats.org/drawingml/2006/picture">
                 <pic:pic>
@@ -4296,7 +4326,7 @@
                   <pic:spPr>
                     <a:xfrm>
                       <a:off x="0" y="0"/>
-                      <a:ext cx="6151338" cy="3762375"/>
+                      <a:ext cx="5731200" cy="3492500"/>
                     </a:xfrm>
                     <a:prstGeom prst="rect"/>
                     <a:ln/>
@@ -4304,98 +4334,34 @@
                 </pic:pic>
               </a:graphicData>
             </a:graphic>
-          </wp:anchor>
+          </wp:inline>
         </w:drawing>
+      </w:r>
+      <w:r>
+        <w:rPr>
+          <w:rtl w:val="0"/>
+        </w:rPr>
+      </w:r>
+    </w:p>
+    <w:p>
+      <w:pPr>
+        <w:rPr/>
+      </w:pPr>
+      <w:r>
+        <w:rPr>
+          <w:rtl w:val="0"/>
+        </w:rPr>
+        <w:t xml:space="preserve">Se prueba el histórico de eventos en la ubicación seleccionada correctamente, mostrando el evento, el propietario y la fecha y hora del evento.</w:t>
       </w:r>
     </w:p>
     <w:p>
       <w:pPr>
         <w:spacing w:after="240" w:before="240" w:lineRule="auto"/>
         <w:ind w:left="0" w:firstLine="0"/>
-        <w:rPr/>
-      </w:pPr>
-      <w:r>
-        <w:rPr>
-          <w:rtl w:val="0"/>
-        </w:rPr>
-        <w:t xml:space="preserve">Se prueba que el ranking funcione correctamente.</w:t>
-      </w:r>
-      <w:r>
-        <w:drawing>
-          <wp:anchor allowOverlap="1" behindDoc="0" distB="114300" distT="114300" distL="114300" distR="114300" hidden="0" layoutInCell="1" locked="0" relativeHeight="0" simplePos="0">
-            <wp:simplePos x="0" y="0"/>
-            <wp:positionH relativeFrom="column">
-              <wp:posOffset>-215736</wp:posOffset>
-            </wp:positionH>
-            <wp:positionV relativeFrom="paragraph">
-              <wp:posOffset>352425</wp:posOffset>
-            </wp:positionV>
-            <wp:extent cx="6162033" cy="3766824"/>
-            <wp:effectExtent b="0" l="0" r="0" t="0"/>
-            <wp:wrapSquare wrapText="bothSides" distB="114300" distT="114300" distL="114300" distR="114300"/>
-            <wp:docPr id="9" name="image8.png"/>
-            <a:graphic>
-              <a:graphicData uri="http://schemas.openxmlformats.org/drawingml/2006/picture">
-                <pic:pic>
-                  <pic:nvPicPr>
-                    <pic:cNvPr id="0" name="image8.png"/>
-                    <pic:cNvPicPr preferRelativeResize="0"/>
-                  </pic:nvPicPr>
-                  <pic:blipFill>
-                    <a:blip r:embed="rId16"/>
-                    <a:srcRect b="0" l="0" r="0" t="0"/>
-                    <a:stretch>
-                      <a:fillRect/>
-                    </a:stretch>
-                  </pic:blipFill>
-                  <pic:spPr>
-                    <a:xfrm>
-                      <a:off x="0" y="0"/>
-                      <a:ext cx="6162033" cy="3766824"/>
-                    </a:xfrm>
-                    <a:prstGeom prst="rect"/>
-                    <a:ln/>
-                  </pic:spPr>
-                </pic:pic>
-              </a:graphicData>
-            </a:graphic>
-          </wp:anchor>
-        </w:drawing>
-      </w:r>
-    </w:p>
-    <w:p>
-      <w:pPr>
-        <w:spacing w:after="240" w:before="240" w:lineRule="auto"/>
-        <w:ind w:left="0" w:firstLine="0"/>
-        <w:rPr/>
-      </w:pPr>
-      <w:r>
-        <w:rPr>
-          <w:rtl w:val="0"/>
-        </w:rPr>
-        <w:t xml:space="preserve">Se prueba que el histórico de eventos funcione correctamente.</w:t>
-      </w:r>
-    </w:p>
-    <w:p>
-      <w:pPr>
-        <w:spacing w:after="240" w:before="240" w:lineRule="auto"/>
-        <w:ind w:left="0" w:firstLine="0"/>
-        <w:rPr/>
-      </w:pPr>
-      <w:r>
-        <w:br w:type="page"/>
-      </w:r>
-      <w:r>
-        <w:rPr>
-          <w:rtl w:val="0"/>
-        </w:rPr>
-      </w:r>
-    </w:p>
-    <w:p>
-      <w:pPr>
-        <w:spacing w:after="240" w:before="240" w:lineRule="auto"/>
-        <w:ind w:left="0" w:firstLine="0"/>
-        <w:rPr/>
+        <w:rPr>
+          <w:b w:val="1"/>
+          <w:bCs w:val="1"/>
+        </w:rPr>
       </w:pPr>
       <w:r>
         <w:rPr>
@@ -4465,16 +4431,16 @@
             <wp:extent cx="6921221" cy="4426362"/>
             <wp:effectExtent b="0" l="0" r="0" t="0"/>
             <wp:wrapSquare wrapText="bothSides" distB="114300" distT="114300" distL="114300" distR="114300"/>
-            <wp:docPr id="8" name="image13.png"/>
+            <wp:docPr id="8" name="image11.png"/>
             <a:graphic>
               <a:graphicData uri="http://schemas.openxmlformats.org/drawingml/2006/picture">
                 <pic:pic>
                   <pic:nvPicPr>
-                    <pic:cNvPr id="0" name="image13.png"/>
+                    <pic:cNvPr id="0" name="image11.png"/>
                     <pic:cNvPicPr preferRelativeResize="0"/>
                   </pic:nvPicPr>
                   <pic:blipFill>
-                    <a:blip r:embed="rId17"/>
+                    <a:blip r:embed="rId16"/>
                     <a:srcRect b="0" l="0" r="0" t="0"/>
                     <a:stretch>
                       <a:fillRect/>
@@ -4646,10 +4612,15 @@
     <w:p>
       <w:pPr>
         <w:ind w:left="0" w:firstLine="0"/>
-        <w:rPr/>
-      </w:pPr>
-      <w:r>
-        <w:rPr>
+        <w:rPr>
+          <w:b w:val="1"/>
+          <w:bCs w:val="1"/>
+        </w:rPr>
+      </w:pPr>
+      <w:r>
+        <w:rPr>
+          <w:b w:val="1"/>
+          <w:bCs w:val="1"/>
           <w:rtl w:val="0"/>
         </w:rPr>
         <w:t xml:space="preserve">Modelo Físico</w:t>
@@ -4714,7 +4685,7 @@
               <w:rPr>
                 <w:rtl w:val="0"/>
               </w:rPr>
-              <w:t xml:space="preserve">Tareas (RF-15)</w:t>
+              <w:t xml:space="preserve">tareas (RF-15)</w:t>
             </w:r>
           </w:p>
         </w:tc>
@@ -5575,6 +5546,19 @@
               <w:rPr>
                 <w:rtl w:val="0"/>
               </w:rPr>
+              <w:t xml:space="preserve">ON DELETE CASCADE</w:t>
+            </w:r>
+          </w:p>
+          <w:p>
+            <w:pPr>
+              <w:widowControl w:val="0"/>
+              <w:spacing w:line="240" w:lineRule="auto"/>
+              <w:rPr/>
+            </w:pPr>
+            <w:r>
+              <w:rPr>
+                <w:rtl w:val="0"/>
+              </w:rPr>
             </w:r>
           </w:p>
         </w:tc>
@@ -5599,6 +5583,7 @@
         <w:rPr>
           <w:rtl w:val="0"/>
         </w:rPr>
+        <w:t xml:space="preserve">id_evento es ON DELETE CASCADE porque si se llega a borrar el evento al que pertenece una tarea, no tiene sentido que esta exista.</w:t>
       </w:r>
     </w:p>
     <w:p>
@@ -5612,8 +5597,8 @@
           <w:szCs w:val="22"/>
         </w:rPr>
       </w:pPr>
-      <w:bookmarkStart w:colFirst="0" w:colLast="0" w:name="_3jkgmc8xj4zs" w:id="4"/>
-      <w:bookmarkEnd w:id="4"/>
+      <w:bookmarkStart w:colFirst="0" w:colLast="0" w:name="_3jkgmc8xj4zs" w:id="5"/>
+      <w:bookmarkEnd w:id="5"/>
       <w:r>
         <w:rPr>
           <w:color w:val="000000"/>
@@ -5876,16 +5861,16 @@
           <wp:inline distB="114300" distT="114300" distL="114300" distR="114300">
             <wp:extent cx="5731200" cy="3987800"/>
             <wp:effectExtent b="0" l="0" r="0" t="0"/>
-            <wp:docPr id="11" name="image9.png"/>
+            <wp:docPr id="11" name="image8.png"/>
             <a:graphic>
               <a:graphicData uri="http://schemas.openxmlformats.org/drawingml/2006/picture">
                 <pic:pic>
                   <pic:nvPicPr>
-                    <pic:cNvPr id="0" name="image9.png"/>
+                    <pic:cNvPr id="0" name="image8.png"/>
                     <pic:cNvPicPr preferRelativeResize="0"/>
                   </pic:nvPicPr>
                   <pic:blipFill>
-                    <a:blip r:embed="rId18"/>
+                    <a:blip r:embed="rId17"/>
                     <a:srcRect b="0" l="0" r="0" t="0"/>
                     <a:stretch>
                       <a:fillRect/>
@@ -5965,16 +5950,16 @@
           <wp:inline distB="114300" distT="114300" distL="114300" distR="114300">
             <wp:extent cx="5731200" cy="4508500"/>
             <wp:effectExtent b="0" l="0" r="0" t="0"/>
-            <wp:docPr id="4" name="image11.png"/>
+            <wp:docPr id="3" name="image16.png"/>
             <a:graphic>
               <a:graphicData uri="http://schemas.openxmlformats.org/drawingml/2006/picture">
                 <pic:pic>
                   <pic:nvPicPr>
-                    <pic:cNvPr id="0" name="image11.png"/>
+                    <pic:cNvPr id="0" name="image16.png"/>
                     <pic:cNvPicPr preferRelativeResize="0"/>
                   </pic:nvPicPr>
                   <pic:blipFill>
-                    <a:blip r:embed="rId19"/>
+                    <a:blip r:embed="rId18"/>
                     <a:srcRect b="0" l="0" r="0" t="0"/>
                     <a:stretch>
                       <a:fillRect/>
@@ -6047,6 +6032,483 @@
           <w:bCs w:val="1"/>
           <w:rtl w:val="0"/>
         </w:rPr>
+        <w:t xml:space="preserve">Interfaz GUI</w:t>
+      </w:r>
+    </w:p>
+    <w:p>
+      <w:pPr>
+        <w:spacing w:after="240" w:before="240" w:lineRule="auto"/>
+        <w:rPr>
+          <w:b w:val="1"/>
+          <w:bCs w:val="1"/>
+        </w:rPr>
+      </w:pPr>
+      <w:r>
+        <w:rPr>
+          <w:b w:val="1"/>
+          <w:bCs w:val="1"/>
+        </w:rPr>
+        <w:drawing>
+          <wp:inline distB="114300" distT="114300" distL="114300" distR="114300">
+            <wp:extent cx="5731200" cy="3530600"/>
+            <wp:effectExtent b="0" l="0" r="0" t="0"/>
+            <wp:docPr id="20" name="image12.png"/>
+            <a:graphic>
+              <a:graphicData uri="http://schemas.openxmlformats.org/drawingml/2006/picture">
+                <pic:pic>
+                  <pic:nvPicPr>
+                    <pic:cNvPr id="0" name="image12.png"/>
+                    <pic:cNvPicPr preferRelativeResize="0"/>
+                  </pic:nvPicPr>
+                  <pic:blipFill>
+                    <a:blip r:embed="rId19"/>
+                    <a:srcRect b="0" l="0" r="0" t="0"/>
+                    <a:stretch>
+                      <a:fillRect/>
+                    </a:stretch>
+                  </pic:blipFill>
+                  <pic:spPr>
+                    <a:xfrm>
+                      <a:off x="0" y="0"/>
+                      <a:ext cx="5731200" cy="3530600"/>
+                    </a:xfrm>
+                    <a:prstGeom prst="rect"/>
+                    <a:ln/>
+                  </pic:spPr>
+                </pic:pic>
+              </a:graphicData>
+            </a:graphic>
+          </wp:inline>
+        </w:drawing>
+      </w:r>
+      <w:r>
+        <w:rPr>
+          <w:rtl w:val="0"/>
+        </w:rPr>
+      </w:r>
+    </w:p>
+    <w:p>
+      <w:pPr>
+        <w:rPr/>
+      </w:pPr>
+      <w:r>
+        <w:rPr>
+          <w:rtl w:val="0"/>
+        </w:rPr>
+        <w:t xml:space="preserve">Se creó la pestaña Tareas (disponibilidad todavía no tiene nada, es la pestaña) con su respectiva pantalla para la gestión de tareas.</w:t>
+      </w:r>
+    </w:p>
+    <w:p>
+      <w:pPr>
+        <w:rPr/>
+      </w:pPr>
+      <w:r>
+        <w:rPr>
+          <w:rtl w:val="0"/>
+        </w:rPr>
+        <w:t xml:space="preserve">Sus Componentes y Acciones son las siguientes:</w:t>
+      </w:r>
+    </w:p>
+    <w:p>
+      <w:pPr>
+        <w:numPr>
+          <w:ilvl w:val="1"/>
+          <w:numId w:val="1"/>
+        </w:numPr>
+        <w:ind w:left="720" w:hanging="360"/>
+      </w:pPr>
+      <w:r>
+        <w:rPr>
+          <w:rtl w:val="0"/>
+        </w:rPr>
+        <w:t xml:space="preserve">Tabla Central (Grid): Muestra el listado de tareas con columnas detalladas como ID, Titulo, Evento, Responsable, Prioridad, Estado, Fecha Límite y Descripción.</w:t>
+      </w:r>
+    </w:p>
+    <w:p>
+      <w:pPr>
+        <w:numPr>
+          <w:ilvl w:val="1"/>
+          <w:numId w:val="1"/>
+        </w:numPr>
+        <w:ind w:left="720" w:hanging="360"/>
+      </w:pPr>
+      <w:r>
+        <w:rPr>
+          <w:rtl w:val="0"/>
+        </w:rPr>
+        <w:t xml:space="preserve">Panel Lateral Derecho (Formulario): Permite ingresar o modificar los datos de las ubicaciones mediante campos de texto (título y descripción), dropdowns para los Usuarios Responsables, la Prioridad (Alta, Media, Baja), y el Estado (Pendiente, En progreso, Completada, Cancelada). La fecha límite con un date picker y un campo de texto para la hora.</w:t>
+      </w:r>
+    </w:p>
+    <w:p>
+      <w:pPr>
+        <w:ind w:left="0" w:firstLine="0"/>
+        <w:rPr/>
+      </w:pPr>
+      <w:r>
+        <w:rPr>
+          <w:rtl w:val="0"/>
+        </w:rPr>
+      </w:r>
+    </w:p>
+    <w:p>
+      <w:pPr>
+        <w:ind w:left="0" w:firstLine="0"/>
+        <w:rPr/>
+      </w:pPr>
+      <w:r>
+        <w:rPr>
+          <w:rtl w:val="0"/>
+        </w:rPr>
+      </w:r>
+    </w:p>
+    <w:p>
+      <w:pPr>
+        <w:ind w:left="0" w:firstLine="0"/>
+        <w:rPr/>
+      </w:pPr>
+      <w:r>
+        <w:rPr>
+          <w:rtl w:val="0"/>
+        </w:rPr>
+      </w:r>
+    </w:p>
+    <w:p>
+      <w:pPr>
+        <w:ind w:left="0" w:firstLine="0"/>
+        <w:rPr/>
+      </w:pPr>
+      <w:r>
+        <w:rPr>
+          <w:rtl w:val="0"/>
+        </w:rPr>
+      </w:r>
+    </w:p>
+    <w:p>
+      <w:pPr>
+        <w:ind w:left="0" w:firstLine="0"/>
+        <w:rPr/>
+      </w:pPr>
+      <w:r>
+        <w:rPr>
+          <w:rtl w:val="0"/>
+        </w:rPr>
+      </w:r>
+    </w:p>
+    <w:p>
+      <w:pPr>
+        <w:ind w:left="0" w:firstLine="0"/>
+        <w:rPr/>
+      </w:pPr>
+      <w:r>
+        <w:br w:type="page"/>
+      </w:r>
+      <w:r>
+        <w:rPr>
+          <w:rtl w:val="0"/>
+        </w:rPr>
+      </w:r>
+    </w:p>
+    <w:p>
+      <w:pPr>
+        <w:ind w:left="0" w:firstLine="0"/>
+        <w:rPr/>
+      </w:pPr>
+      <w:r>
+        <w:rPr/>
+        <w:drawing>
+          <wp:inline distB="114300" distT="114300" distL="114300" distR="114300">
+            <wp:extent cx="5731200" cy="3543300"/>
+            <wp:effectExtent b="0" l="0" r="0" t="0"/>
+            <wp:docPr id="6" name="image6.png"/>
+            <a:graphic>
+              <a:graphicData uri="http://schemas.openxmlformats.org/drawingml/2006/picture">
+                <pic:pic>
+                  <pic:nvPicPr>
+                    <pic:cNvPr id="0" name="image6.png"/>
+                    <pic:cNvPicPr preferRelativeResize="0"/>
+                  </pic:nvPicPr>
+                  <pic:blipFill>
+                    <a:blip r:embed="rId20"/>
+                    <a:srcRect b="0" l="0" r="0" t="0"/>
+                    <a:stretch>
+                      <a:fillRect/>
+                    </a:stretch>
+                  </pic:blipFill>
+                  <pic:spPr>
+                    <a:xfrm>
+                      <a:off x="0" y="0"/>
+                      <a:ext cx="5731200" cy="3543300"/>
+                    </a:xfrm>
+                    <a:prstGeom prst="rect"/>
+                    <a:ln/>
+                  </pic:spPr>
+                </pic:pic>
+              </a:graphicData>
+            </a:graphic>
+          </wp:inline>
+        </w:drawing>
+      </w:r>
+      <w:r>
+        <w:rPr>
+          <w:rtl w:val="0"/>
+        </w:rPr>
+      </w:r>
+    </w:p>
+    <w:p>
+      <w:pPr>
+        <w:ind w:left="0" w:firstLine="0"/>
+        <w:rPr/>
+      </w:pPr>
+      <w:r>
+        <w:rPr>
+          <w:rtl w:val="0"/>
+        </w:rPr>
+        <w:t xml:space="preserve">Muestra de la columna descripción que no salía en la captura anterior. Como descripción se clasificó como NULL, se dice entonces que es opcional, si se coloca descripción sale en la columna, sino, queda en blanco como se aprecia en la imagen.</w:t>
+      </w:r>
+    </w:p>
+    <w:p>
+      <w:pPr>
+        <w:ind w:left="0" w:firstLine="0"/>
+        <w:rPr/>
+      </w:pPr>
+      <w:r>
+        <w:rPr/>
+        <w:drawing>
+          <wp:inline distB="114300" distT="114300" distL="114300" distR="114300">
+            <wp:extent cx="5731200" cy="3530600"/>
+            <wp:effectExtent b="0" l="0" r="0" t="0"/>
+            <wp:docPr id="4" name="image21.png"/>
+            <a:graphic>
+              <a:graphicData uri="http://schemas.openxmlformats.org/drawingml/2006/picture">
+                <pic:pic>
+                  <pic:nvPicPr>
+                    <pic:cNvPr id="0" name="image21.png"/>
+                    <pic:cNvPicPr preferRelativeResize="0"/>
+                  </pic:nvPicPr>
+                  <pic:blipFill>
+                    <a:blip r:embed="rId21"/>
+                    <a:srcRect b="0" l="0" r="0" t="0"/>
+                    <a:stretch>
+                      <a:fillRect/>
+                    </a:stretch>
+                  </pic:blipFill>
+                  <pic:spPr>
+                    <a:xfrm>
+                      <a:off x="0" y="0"/>
+                      <a:ext cx="5731200" cy="3530600"/>
+                    </a:xfrm>
+                    <a:prstGeom prst="rect"/>
+                    <a:ln/>
+                  </pic:spPr>
+                </pic:pic>
+              </a:graphicData>
+            </a:graphic>
+          </wp:inline>
+        </w:drawing>
+      </w:r>
+      <w:r>
+        <w:rPr>
+          <w:rtl w:val="0"/>
+        </w:rPr>
+      </w:r>
+    </w:p>
+    <w:p>
+      <w:pPr>
+        <w:ind w:left="0" w:firstLine="0"/>
+        <w:rPr/>
+      </w:pPr>
+      <w:r>
+        <w:rPr>
+          <w:rtl w:val="0"/>
+        </w:rPr>
+        <w:t xml:space="preserve">Más abajo se encuentran los botones de control operativo para Crear tarea, Actualizar seleccionada, Limpiar formulario, Eliminar seleccionada y los botones nuevos para mostrar las Tareas pendientes por usuario y para mostrar las Tareas vencidas.</w:t>
+      </w:r>
+    </w:p>
+    <w:p>
+      <w:pPr>
+        <w:ind w:left="0" w:firstLine="0"/>
+        <w:rPr/>
+      </w:pPr>
+      <w:r>
+        <w:rPr>
+          <w:rtl w:val="0"/>
+        </w:rPr>
+      </w:r>
+    </w:p>
+    <w:p>
+      <w:pPr>
+        <w:ind w:left="0" w:firstLine="0"/>
+        <w:rPr/>
+      </w:pPr>
+      <w:r>
+        <w:rPr/>
+        <w:drawing>
+          <wp:inline distB="114300" distT="114300" distL="114300" distR="114300">
+            <wp:extent cx="5731200" cy="3543300"/>
+            <wp:effectExtent b="0" l="0" r="0" t="0"/>
+            <wp:docPr id="5" name="image4.png"/>
+            <a:graphic>
+              <a:graphicData uri="http://schemas.openxmlformats.org/drawingml/2006/picture">
+                <pic:pic>
+                  <pic:nvPicPr>
+                    <pic:cNvPr id="0" name="image4.png"/>
+                    <pic:cNvPicPr preferRelativeResize="0"/>
+                  </pic:nvPicPr>
+                  <pic:blipFill>
+                    <a:blip r:embed="rId22"/>
+                    <a:srcRect b="0" l="0" r="0" t="0"/>
+                    <a:stretch>
+                      <a:fillRect/>
+                    </a:stretch>
+                  </pic:blipFill>
+                  <pic:spPr>
+                    <a:xfrm>
+                      <a:off x="0" y="0"/>
+                      <a:ext cx="5731200" cy="3543300"/>
+                    </a:xfrm>
+                    <a:prstGeom prst="rect"/>
+                    <a:ln/>
+                  </pic:spPr>
+                </pic:pic>
+              </a:graphicData>
+            </a:graphic>
+          </wp:inline>
+        </w:drawing>
+      </w:r>
+      <w:r>
+        <w:rPr>
+          <w:rtl w:val="0"/>
+        </w:rPr>
+      </w:r>
+    </w:p>
+    <w:p>
+      <w:pPr>
+        <w:ind w:left="0" w:firstLine="0"/>
+        <w:rPr/>
+      </w:pPr>
+      <w:r>
+        <w:rPr>
+          <w:rtl w:val="0"/>
+        </w:rPr>
+        <w:t xml:space="preserve">Se prueba correctamente el botón Tareas pendientes, mostrando el usuario y cuantas tareas pendientes y en progreso tiene.  </w:t>
+      </w:r>
+    </w:p>
+    <w:p>
+      <w:pPr>
+        <w:ind w:left="0" w:firstLine="0"/>
+        <w:rPr/>
+      </w:pPr>
+      <w:r>
+        <w:rPr>
+          <w:rtl w:val="0"/>
+        </w:rPr>
+      </w:r>
+    </w:p>
+    <w:p>
+      <w:pPr>
+        <w:ind w:left="0" w:firstLine="0"/>
+        <w:rPr/>
+      </w:pPr>
+      <w:r>
+        <w:rPr/>
+        <w:drawing>
+          <wp:inline distB="114300" distT="114300" distL="114300" distR="114300">
+            <wp:extent cx="5731200" cy="3556000"/>
+            <wp:effectExtent b="0" l="0" r="0" t="0"/>
+            <wp:docPr id="10" name="image5.png"/>
+            <a:graphic>
+              <a:graphicData uri="http://schemas.openxmlformats.org/drawingml/2006/picture">
+                <pic:pic>
+                  <pic:nvPicPr>
+                    <pic:cNvPr id="0" name="image5.png"/>
+                    <pic:cNvPicPr preferRelativeResize="0"/>
+                  </pic:nvPicPr>
+                  <pic:blipFill>
+                    <a:blip r:embed="rId23"/>
+                    <a:srcRect b="0" l="0" r="0" t="0"/>
+                    <a:stretch>
+                      <a:fillRect/>
+                    </a:stretch>
+                  </pic:blipFill>
+                  <pic:spPr>
+                    <a:xfrm>
+                      <a:off x="0" y="0"/>
+                      <a:ext cx="5731200" cy="3556000"/>
+                    </a:xfrm>
+                    <a:prstGeom prst="rect"/>
+                    <a:ln/>
+                  </pic:spPr>
+                </pic:pic>
+              </a:graphicData>
+            </a:graphic>
+          </wp:inline>
+        </w:drawing>
+      </w:r>
+      <w:r>
+        <w:rPr>
+          <w:rtl w:val="0"/>
+        </w:rPr>
+      </w:r>
+    </w:p>
+    <w:p>
+      <w:pPr>
+        <w:ind w:left="0" w:firstLine="0"/>
+        <w:rPr/>
+      </w:pPr>
+      <w:r>
+        <w:rPr>
+          <w:rtl w:val="0"/>
+        </w:rPr>
+        <w:t xml:space="preserve">Se prueba correctamente el botón tareas vencidas mostrando su usuario responsable, cuando venció y el estado en el que quedó.</w:t>
+      </w:r>
+    </w:p>
+    <w:p>
+      <w:pPr>
+        <w:ind w:left="0" w:firstLine="0"/>
+        <w:rPr/>
+      </w:pPr>
+      <w:r>
+        <w:rPr>
+          <w:rtl w:val="0"/>
+        </w:rPr>
+      </w:r>
+    </w:p>
+    <w:p>
+      <w:pPr>
+        <w:ind w:left="0" w:firstLine="0"/>
+        <w:rPr/>
+      </w:pPr>
+      <w:r>
+        <w:rPr>
+          <w:rtl w:val="0"/>
+        </w:rPr>
+      </w:r>
+    </w:p>
+    <w:p>
+      <w:pPr>
+        <w:ind w:left="0" w:firstLine="0"/>
+        <w:rPr/>
+      </w:pPr>
+      <w:r>
+        <w:rPr>
+          <w:rtl w:val="0"/>
+        </w:rPr>
+      </w:r>
+    </w:p>
+    <w:p>
+      <w:pPr>
+        <w:ind w:left="0" w:firstLine="0"/>
+        <w:rPr>
+          <w:b w:val="1"/>
+          <w:bCs w:val="1"/>
+        </w:rPr>
+      </w:pPr>
+      <w:r>
+        <w:rPr>
+          <w:b w:val="1"/>
+          <w:bCs w:val="1"/>
+          <w:rtl w:val="0"/>
+        </w:rPr>
         <w:t xml:space="preserve">Módulo de Disponibilidad de Usuarios y Gestión de Tiempos (RF-11 y RF-12)</w:t>
       </w:r>
     </w:p>
@@ -6103,16 +6565,16 @@
             <wp:extent cx="7248427" cy="4255150"/>
             <wp:effectExtent b="0" l="0" r="0" t="0"/>
             <wp:wrapSquare wrapText="bothSides" distB="114300" distT="114300" distL="114300" distR="114300"/>
-            <wp:docPr id="10" name="image15.png"/>
+            <wp:docPr id="9" name="image22.png"/>
             <a:graphic>
               <a:graphicData uri="http://schemas.openxmlformats.org/drawingml/2006/picture">
                 <pic:pic>
                   <pic:nvPicPr>
-                    <pic:cNvPr id="0" name="image15.png"/>
+                    <pic:cNvPr id="0" name="image22.png"/>
                     <pic:cNvPicPr preferRelativeResize="0"/>
                   </pic:nvPicPr>
                   <pic:blipFill>
-                    <a:blip r:embed="rId20"/>
+                    <a:blip r:embed="rId24"/>
                     <a:srcRect b="0" l="0" r="0" t="0"/>
                     <a:stretch>
                       <a:fillRect/>
@@ -6265,10 +6727,15 @@
     </w:p>
     <w:p>
       <w:pPr>
-        <w:rPr/>
-      </w:pPr>
-      <w:r>
-        <w:rPr>
+        <w:rPr>
+          <w:b w:val="1"/>
+          <w:bCs w:val="1"/>
+        </w:rPr>
+      </w:pPr>
+      <w:r>
+        <w:rPr>
+          <w:b w:val="1"/>
+          <w:bCs w:val="1"/>
           <w:rtl w:val="0"/>
         </w:rPr>
         <w:t xml:space="preserve">Modelo Físico</w:t>
@@ -7003,6 +7470,19 @@
               <w:rPr>
                 <w:rtl w:val="0"/>
               </w:rPr>
+              <w:t xml:space="preserve">ON DELETE CASCADE</w:t>
+            </w:r>
+          </w:p>
+          <w:p>
+            <w:pPr>
+              <w:widowControl w:val="0"/>
+              <w:spacing w:line="240" w:lineRule="auto"/>
+              <w:rPr/>
+            </w:pPr>
+            <w:r>
+              <w:rPr>
+                <w:rtl w:val="0"/>
+              </w:rPr>
             </w:r>
           </w:p>
         </w:tc>
@@ -7017,6 +7497,18 @@
         <w:rPr>
           <w:rtl w:val="0"/>
         </w:rPr>
+      </w:r>
+    </w:p>
+    <w:p>
+      <w:pPr>
+        <w:widowControl w:val="0"/>
+        <w:rPr/>
+      </w:pPr>
+      <w:r>
+        <w:rPr>
+          <w:rtl w:val="0"/>
+        </w:rPr>
+        <w:t xml:space="preserve">id_usuario es ON DELETE CASCADE pues si se elimina el usuario al cual pertenece la disponibilidad ocupado, por ejemplo, no hace sentido que siga apareciendo esa disponibilidad si su usuario ya no existe en el sistema.</w:t>
       </w:r>
     </w:p>
     <w:p>
@@ -7442,36 +7934,6 @@
         <w:rPr>
           <w:rtl w:val="0"/>
         </w:rPr>
-      </w:r>
-    </w:p>
-    <w:p>
-      <w:pPr>
-        <w:rPr/>
-      </w:pPr>
-      <w:r>
-        <w:rPr>
-          <w:rtl w:val="0"/>
-        </w:rPr>
-      </w:r>
-    </w:p>
-    <w:p>
-      <w:pPr>
-        <w:rPr/>
-      </w:pPr>
-      <w:r>
-        <w:rPr>
-          <w:rtl w:val="0"/>
-        </w:rPr>
-      </w:r>
-    </w:p>
-    <w:p>
-      <w:pPr>
-        <w:rPr/>
-      </w:pPr>
-      <w:r>
-        <w:rPr>
-          <w:rtl w:val="0"/>
-        </w:rPr>
         <w:t xml:space="preserve">Vistas y abstracciones para la lógica de negocio</w:t>
       </w:r>
     </w:p>
@@ -7684,13 +8146,17 @@
         <w:rPr/>
       </w:pPr>
       <w:r>
-        <w:rPr>
-          <w:rtl w:val="0"/>
-        </w:rPr>
-      </w:r>
-    </w:p>
-    <w:p>
-      <w:pPr>
+        <w:br w:type="page"/>
+      </w:r>
+      <w:r>
+        <w:rPr>
+          <w:rtl w:val="0"/>
+        </w:rPr>
+      </w:r>
+    </w:p>
+    <w:p>
+      <w:pPr>
+        <w:widowControl w:val="0"/>
         <w:rPr>
           <w:b w:val="1"/>
           <w:bCs w:val="1"/>
@@ -7698,8 +8164,11 @@
       </w:pPr>
       <w:r>
         <w:rPr>
-          <w:rtl w:val="0"/>
-        </w:rPr>
+          <w:b w:val="1"/>
+          <w:bCs w:val="1"/>
+          <w:rtl w:val="0"/>
+        </w:rPr>
+        <w:t xml:space="preserve">Interfaz GUI</w:t>
       </w:r>
     </w:p>
     <w:p>
@@ -7715,6 +8184,57 @@
     </w:p>
     <w:p>
       <w:pPr>
+        <w:rPr>
+          <w:b w:val="1"/>
+          <w:bCs w:val="1"/>
+        </w:rPr>
+      </w:pPr>
+      <w:r>
+        <w:rPr>
+          <w:b w:val="1"/>
+          <w:bCs w:val="1"/>
+        </w:rPr>
+        <w:drawing>
+          <wp:inline distB="114300" distT="114300" distL="114300" distR="114300">
+            <wp:extent cx="5731200" cy="3517900"/>
+            <wp:effectExtent b="0" l="0" r="0" t="0"/>
+            <wp:docPr id="18" name="image18.png"/>
+            <a:graphic>
+              <a:graphicData uri="http://schemas.openxmlformats.org/drawingml/2006/picture">
+                <pic:pic>
+                  <pic:nvPicPr>
+                    <pic:cNvPr id="0" name="image18.png"/>
+                    <pic:cNvPicPr preferRelativeResize="0"/>
+                  </pic:nvPicPr>
+                  <pic:blipFill>
+                    <a:blip r:embed="rId25"/>
+                    <a:srcRect b="0" l="0" r="0" t="0"/>
+                    <a:stretch>
+                      <a:fillRect/>
+                    </a:stretch>
+                  </pic:blipFill>
+                  <pic:spPr>
+                    <a:xfrm>
+                      <a:off x="0" y="0"/>
+                      <a:ext cx="5731200" cy="3517900"/>
+                    </a:xfrm>
+                    <a:prstGeom prst="rect"/>
+                    <a:ln/>
+                  </pic:spPr>
+                </pic:pic>
+              </a:graphicData>
+            </a:graphic>
+          </wp:inline>
+        </w:drawing>
+      </w:r>
+      <w:r>
+        <w:rPr>
+          <w:rtl w:val="0"/>
+        </w:rPr>
+      </w:r>
+    </w:p>
+    <w:p>
+      <w:pPr>
         <w:widowControl w:val="0"/>
         <w:rPr/>
       </w:pPr>
@@ -7732,15 +8252,221 @@
         <w:rPr>
           <w:rtl w:val="0"/>
         </w:rPr>
+        <w:t xml:space="preserve">Se creó la pestaña disponibilidad con su respectiva pantalla para la gestión de la disponibilidad de los usuarios.</w:t>
+      </w:r>
+    </w:p>
+    <w:p>
+      <w:pPr>
+        <w:rPr/>
+      </w:pPr>
+      <w:r>
+        <w:rPr>
+          <w:rtl w:val="0"/>
+        </w:rPr>
+        <w:t xml:space="preserve">Sus Componentes y Acciones son las siguientes:</w:t>
+      </w:r>
+    </w:p>
+    <w:p>
+      <w:pPr>
+        <w:numPr>
+          <w:ilvl w:val="1"/>
+          <w:numId w:val="1"/>
+        </w:numPr>
+        <w:ind w:left="720" w:hanging="360"/>
+      </w:pPr>
+      <w:r>
+        <w:rPr>
+          <w:rtl w:val="0"/>
+        </w:rPr>
+        <w:t xml:space="preserve">Tabla Central (Grid): Muestra el listado de tareas con columnas detalladas como ID, Usuario, Fecha, Hora inicio, Hora final y el Tipo de disponibilidad.</w:t>
+      </w:r>
+    </w:p>
+    <w:p>
+      <w:pPr>
+        <w:ind w:left="1440" w:firstLine="0"/>
+        <w:rPr/>
+      </w:pPr>
+      <w:r>
+        <w:rPr>
+          <w:rtl w:val="0"/>
+        </w:rPr>
+      </w:r>
+    </w:p>
+    <w:p>
+      <w:pPr>
+        <w:numPr>
+          <w:ilvl w:val="1"/>
+          <w:numId w:val="1"/>
+        </w:numPr>
+        <w:ind w:left="720" w:hanging="360"/>
+      </w:pPr>
+      <w:r>
+        <w:rPr>
+          <w:rtl w:val="0"/>
+        </w:rPr>
+        <w:t xml:space="preserve">Panel Lateral Derecho (Formulario): Permite ingresar o modificar los datos de disponibilidad mediante campos dropdowns para seleccionar el Usuario y el tipo de disponibilidad, un date picker para escoger la fecha y campos de texto para la hora.</w:t>
+      </w:r>
+    </w:p>
+    <w:p>
+      <w:pPr>
+        <w:ind w:left="0" w:firstLine="0"/>
+        <w:rPr/>
+      </w:pPr>
+      <w:r>
+        <w:br w:type="page"/>
+      </w:r>
+      <w:r>
+        <w:rPr>
+          <w:rtl w:val="0"/>
+        </w:rPr>
+      </w:r>
+    </w:p>
+    <w:p>
+      <w:pPr>
+        <w:ind w:left="0" w:firstLine="0"/>
+        <w:rPr/>
+      </w:pPr>
+      <w:r>
+        <w:rPr/>
+        <w:drawing>
+          <wp:inline distB="114300" distT="114300" distL="114300" distR="114300">
+            <wp:extent cx="5731200" cy="3530600"/>
+            <wp:effectExtent b="0" l="0" r="0" t="0"/>
+            <wp:docPr id="22" name="image15.png"/>
+            <a:graphic>
+              <a:graphicData uri="http://schemas.openxmlformats.org/drawingml/2006/picture">
+                <pic:pic>
+                  <pic:nvPicPr>
+                    <pic:cNvPr id="0" name="image15.png"/>
+                    <pic:cNvPicPr preferRelativeResize="0"/>
+                  </pic:nvPicPr>
+                  <pic:blipFill>
+                    <a:blip r:embed="rId26"/>
+                    <a:srcRect b="0" l="0" r="0" t="0"/>
+                    <a:stretch>
+                      <a:fillRect/>
+                    </a:stretch>
+                  </pic:blipFill>
+                  <pic:spPr>
+                    <a:xfrm>
+                      <a:off x="0" y="0"/>
+                      <a:ext cx="5731200" cy="3530600"/>
+                    </a:xfrm>
+                    <a:prstGeom prst="rect"/>
+                    <a:ln/>
+                  </pic:spPr>
+                </pic:pic>
+              </a:graphicData>
+            </a:graphic>
+          </wp:inline>
+        </w:drawing>
+      </w:r>
+      <w:r>
+        <w:rPr>
+          <w:rtl w:val="0"/>
+        </w:rPr>
+      </w:r>
+    </w:p>
+    <w:p>
+      <w:pPr>
+        <w:rPr/>
+      </w:pPr>
+      <w:r>
+        <w:rPr>
+          <w:rtl w:val="0"/>
+        </w:rPr>
+        <w:t xml:space="preserve">Más abajo sale para la consulta de usuarios disponibles con un date picker para la fecha por preguntar, la hora de inicio y la hora final en la que se preguntara quien esta disponible.</w:t>
+      </w:r>
+    </w:p>
+    <w:p>
+      <w:pPr>
+        <w:rPr/>
+      </w:pPr>
+      <w:r>
+        <w:rPr>
+          <w:rtl w:val="0"/>
+        </w:rPr>
+      </w:r>
+    </w:p>
+    <w:p>
+      <w:pPr>
+        <w:rPr/>
+      </w:pPr>
+      <w:r>
+        <w:rPr/>
+        <w:drawing>
+          <wp:inline distB="114300" distT="114300" distL="114300" distR="114300">
+            <wp:extent cx="5731200" cy="3517900"/>
+            <wp:effectExtent b="0" l="0" r="0" t="0"/>
+            <wp:docPr id="19" name="image17.png"/>
+            <a:graphic>
+              <a:graphicData uri="http://schemas.openxmlformats.org/drawingml/2006/picture">
+                <pic:pic>
+                  <pic:nvPicPr>
+                    <pic:cNvPr id="0" name="image17.png"/>
+                    <pic:cNvPicPr preferRelativeResize="0"/>
+                  </pic:nvPicPr>
+                  <pic:blipFill>
+                    <a:blip r:embed="rId27"/>
+                    <a:srcRect b="0" l="0" r="0" t="0"/>
+                    <a:stretch>
+                      <a:fillRect/>
+                    </a:stretch>
+                  </pic:blipFill>
+                  <pic:spPr>
+                    <a:xfrm>
+                      <a:off x="0" y="0"/>
+                      <a:ext cx="5731200" cy="3517900"/>
+                    </a:xfrm>
+                    <a:prstGeom prst="rect"/>
+                    <a:ln/>
+                  </pic:spPr>
+                </pic:pic>
+              </a:graphicData>
+            </a:graphic>
+          </wp:inline>
+        </w:drawing>
+      </w:r>
+      <w:r>
+        <w:rPr>
+          <w:rtl w:val="0"/>
+        </w:rPr>
+      </w:r>
+    </w:p>
+    <w:p>
+      <w:pPr>
+        <w:rPr/>
+      </w:pPr>
+      <w:r>
+        <w:rPr>
+          <w:rtl w:val="0"/>
+        </w:rPr>
+        <w:t xml:space="preserve">Se prueba la consulta de usuarios disponibles exitosamente.</w:t>
       </w:r>
     </w:p>
     <w:sectPr>
+      <w:headerReference r:id="rId28" w:type="default"/>
       <w:pgSz w:h="16834" w:w="11909" w:orient="portrait"/>
       <w:pgMar w:bottom="1440" w:top="1440" w:left="1440" w:right="1440" w:header="720" w:footer="720"/>
       <w:pgNumType w:start="1"/>
     </w:sectPr>
   </w:body>
 </w:document>
+</file>
+
+<file path=word/header1.xml><?xml version="1.0" encoding="utf-8"?>
+<w:hdr xmlns:mc="http://schemas.openxmlformats.org/markup-compatibility/2006" xmlns:o="urn:schemas-microsoft-com:office:office" xmlns:r="http://schemas.openxmlformats.org/officeDocument/2006/relationships" xmlns:m="http://schemas.openxmlformats.org/officeDocument/2006/math" xmlns:v="urn:schemas-microsoft-com:vml" xmlns:wp="http://schemas.openxmlformats.org/drawingml/2006/wordprocessingDrawing" xmlns:w10="urn:schemas-microsoft-com:office:word" xmlns:w="http://schemas.openxmlformats.org/wordprocessingml/2006/main" xmlns:wne="http://schemas.microsoft.com/office/word/2006/wordml" xmlns:sl="http://schemas.openxmlformats.org/schemaLibrary/2006/main" xmlns:a="http://schemas.openxmlformats.org/drawingml/2006/main" xmlns:pic="http://schemas.openxmlformats.org/drawingml/2006/picture" xmlns:c="http://schemas.openxmlformats.org/drawingml/2006/chart" xmlns:lc="http://schemas.openxmlformats.org/drawingml/2006/lockedCanvas" xmlns:dgm="http://schemas.openxmlformats.org/drawingml/2006/diagram" xmlns:wps="http://schemas.microsoft.com/office/word/2010/wordprocessingShape" xmlns:wpg="http://schemas.microsoft.com/office/word/2010/wordprocessingGroup" xmlns:w14="http://schemas.microsoft.com/office/word/2010/wordml" xmlns:w15="http://schemas.microsoft.com/office/word/2012/wordml" xmlns:w16="http://schemas.microsoft.com/office/word/2018/wordml" xmlns:w16cex="http://schemas.microsoft.com/office/word/2018/wordml/cex" xmlns:w16cid="http://schemas.microsoft.com/office/word/2016/wordml/cid" xmlns="http://schemas.microsoft.com/office/tasks/2019/documenttasks" xmlns:cr="http://schemas.microsoft.com/office/comments/2020/reactions">
+  <w:p>
+    <w:pPr>
+      <w:rPr/>
+    </w:pPr>
+    <w:r>
+      <w:rPr>
+        <w:rtl w:val="0"/>
+      </w:rPr>
+    </w:r>
+  </w:p>
+</w:hdr>
 </file>
 
 <file path=word/numbering.xml><?xml version="1.0" encoding="utf-8"?>
